--- a/Will_P_M.docx
+++ b/Will_P_M.docx
@@ -44,7 +44,77 @@
         <w:rPr>
           <w:rFonts w:asciiTheme="minorEastAsia" w:hAnsiTheme="minorEastAsia"/>
         </w:rPr>
-        <w:t>本人{{testator_name}}（{{testator_en_name}}），香港身份證號碼 {{testator_id}}，現居於{{testator_address}}，婚姻狀況為{{marital_status}}，職業為{{occupation}} 。本人茲鄭重聲明，本人在此取消所有以前訂立之遺囑及遺產處置辦法，並立此最後遺囑。</w:t>
+        <w:t>本人{{</w:t>
+      </w:r>
+      <w:proofErr w:type="spellStart"/>
+      <w:r>
+        <w:rPr>
+          <w:rFonts w:asciiTheme="minorEastAsia" w:hAnsiTheme="minorEastAsia"/>
+        </w:rPr>
+        <w:t>testator_name</w:t>
+      </w:r>
+      <w:proofErr w:type="spellEnd"/>
+      <w:r>
+        <w:rPr>
+          <w:rFonts w:asciiTheme="minorEastAsia" w:hAnsiTheme="minorEastAsia"/>
+        </w:rPr>
+        <w:t>}}（{{</w:t>
+      </w:r>
+      <w:proofErr w:type="spellStart"/>
+      <w:r>
+        <w:rPr>
+          <w:rFonts w:asciiTheme="minorEastAsia" w:hAnsiTheme="minorEastAsia"/>
+        </w:rPr>
+        <w:t>testator_en_name</w:t>
+      </w:r>
+      <w:proofErr w:type="spellEnd"/>
+      <w:r>
+        <w:rPr>
+          <w:rFonts w:asciiTheme="minorEastAsia" w:hAnsiTheme="minorEastAsia"/>
+        </w:rPr>
+        <w:t>}}），香港身份證號碼 {{</w:t>
+      </w:r>
+      <w:proofErr w:type="spellStart"/>
+      <w:r>
+        <w:rPr>
+          <w:rFonts w:asciiTheme="minorEastAsia" w:hAnsiTheme="minorEastAsia"/>
+        </w:rPr>
+        <w:t>testator_id</w:t>
+      </w:r>
+      <w:proofErr w:type="spellEnd"/>
+      <w:r>
+        <w:rPr>
+          <w:rFonts w:asciiTheme="minorEastAsia" w:hAnsiTheme="minorEastAsia"/>
+        </w:rPr>
+        <w:t>}}，現居於{{</w:t>
+      </w:r>
+      <w:proofErr w:type="spellStart"/>
+      <w:r>
+        <w:rPr>
+          <w:rFonts w:asciiTheme="minorEastAsia" w:hAnsiTheme="minorEastAsia"/>
+        </w:rPr>
+        <w:t>testator_address</w:t>
+      </w:r>
+      <w:proofErr w:type="spellEnd"/>
+      <w:r>
+        <w:rPr>
+          <w:rFonts w:asciiTheme="minorEastAsia" w:hAnsiTheme="minorEastAsia"/>
+        </w:rPr>
+        <w:t>}}，婚姻狀況為{{</w:t>
+      </w:r>
+      <w:proofErr w:type="spellStart"/>
+      <w:r>
+        <w:rPr>
+          <w:rFonts w:asciiTheme="minorEastAsia" w:hAnsiTheme="minorEastAsia"/>
+        </w:rPr>
+        <w:t>marital_status</w:t>
+      </w:r>
+      <w:proofErr w:type="spellEnd"/>
+      <w:r>
+        <w:rPr>
+          <w:rFonts w:asciiTheme="minorEastAsia" w:hAnsiTheme="minorEastAsia"/>
+        </w:rPr>
+        <w:t>}}，職業為{{occupation}} 。本人茲鄭重聲明，本人在此取消所有以前訂立之遺囑及遺產處置辦法，並立此最後遺囑。</w:t>
       </w:r>
     </w:p>
     <w:p>
@@ -106,7 +176,63 @@
         <w:rPr>
           <w:rFonts w:asciiTheme="minorEastAsia" w:hAnsiTheme="minorEastAsia"/>
         </w:rPr>
-        <w:t>本人指定及委託{{exec_rel}}{{exec_name}} ({{exec_en_name}})，香港身份證號碼 {{exec_id}} 作為本遺囑之遺囑執行人 。</w:t>
+        <w:t>本人指定及委託{{</w:t>
+      </w:r>
+      <w:proofErr w:type="spellStart"/>
+      <w:r>
+        <w:rPr>
+          <w:rFonts w:asciiTheme="minorEastAsia" w:hAnsiTheme="minorEastAsia"/>
+        </w:rPr>
+        <w:t>exec_rel</w:t>
+      </w:r>
+      <w:proofErr w:type="spellEnd"/>
+      <w:r>
+        <w:rPr>
+          <w:rFonts w:asciiTheme="minorEastAsia" w:hAnsiTheme="minorEastAsia"/>
+        </w:rPr>
+        <w:t>}}{{</w:t>
+      </w:r>
+      <w:proofErr w:type="spellStart"/>
+      <w:r>
+        <w:rPr>
+          <w:rFonts w:asciiTheme="minorEastAsia" w:hAnsiTheme="minorEastAsia"/>
+        </w:rPr>
+        <w:t>exec_name</w:t>
+      </w:r>
+      <w:proofErr w:type="spellEnd"/>
+      <w:r>
+        <w:rPr>
+          <w:rFonts w:asciiTheme="minorEastAsia" w:hAnsiTheme="minorEastAsia"/>
+        </w:rPr>
+        <w:t>}} ({{</w:t>
+      </w:r>
+      <w:proofErr w:type="spellStart"/>
+      <w:r>
+        <w:rPr>
+          <w:rFonts w:asciiTheme="minorEastAsia" w:hAnsiTheme="minorEastAsia"/>
+        </w:rPr>
+        <w:t>exec_en_name</w:t>
+      </w:r>
+      <w:proofErr w:type="spellEnd"/>
+      <w:r>
+        <w:rPr>
+          <w:rFonts w:asciiTheme="minorEastAsia" w:hAnsiTheme="minorEastAsia"/>
+        </w:rPr>
+        <w:t>}})，香港身份證號碼 {{</w:t>
+      </w:r>
+      <w:proofErr w:type="spellStart"/>
+      <w:r>
+        <w:rPr>
+          <w:rFonts w:asciiTheme="minorEastAsia" w:hAnsiTheme="minorEastAsia"/>
+        </w:rPr>
+        <w:t>exec_id</w:t>
+      </w:r>
+      <w:proofErr w:type="spellEnd"/>
+      <w:r>
+        <w:rPr>
+          <w:rFonts w:asciiTheme="minorEastAsia" w:hAnsiTheme="minorEastAsia"/>
+        </w:rPr>
+        <w:t>}} 作為本遺囑之遺囑執行人 。</w:t>
       </w:r>
     </w:p>
     <w:p>
@@ -170,13 +296,371 @@
         <w:rPr>
           <w:rFonts w:asciiTheme="minorEastAsia" w:hAnsiTheme="minorEastAsia"/>
         </w:rPr>
-        <w:t>本人將位於 {{ property_address }} 之物業遺贈予 {{ prop_beneficiary_rel }}{{ prop_beneficiary_name }} ({{ prop_beneficiary_en_name }})，香港身份證號碼 {{ prop_beneficiary_id }} 承受及享用</w:t>
-      </w:r>
-      <w:r>
-        <w:rPr>
-          <w:rFonts w:asciiTheme="minorEastAsia" w:hAnsiTheme="minorEastAsia" w:hint="eastAsia"/>
-        </w:rPr>
-        <w:t>；</w:t>
+        <w:t xml:space="preserve">{% if </w:t>
+      </w:r>
+      <w:proofErr w:type="spellStart"/>
+      <w:r>
+        <w:rPr>
+          <w:rFonts w:asciiTheme="minorEastAsia" w:hAnsiTheme="minorEastAsia"/>
+        </w:rPr>
+        <w:t>prop_beneficiaries|length</w:t>
+      </w:r>
+      <w:proofErr w:type="spellEnd"/>
+      <w:r>
+        <w:rPr>
+          <w:rFonts w:asciiTheme="minorEastAsia" w:hAnsiTheme="minorEastAsia"/>
+        </w:rPr>
+        <w:t xml:space="preserve"> == 1 %} </w:t>
+      </w:r>
+    </w:p>
+    <w:p>
+      <w:pPr>
+        <w:pStyle w:val="ListParagraph"/>
+        <w:tabs>
+          <w:tab w:val="left" w:pos="1134"/>
+        </w:tabs>
+        <w:spacing w:after="0" w:line="240" w:lineRule="auto"/>
+        <w:ind w:left="1134"/>
+        <w:jc w:val="both"/>
+        <w:rPr>
+          <w:rFonts w:asciiTheme="minorEastAsia" w:hAnsiTheme="minorEastAsia"/>
+        </w:rPr>
+      </w:pPr>
+      <w:r>
+        <w:rPr>
+          <w:rFonts w:asciiTheme="minorEastAsia" w:hAnsiTheme="minorEastAsia"/>
+        </w:rPr>
+        <w:t xml:space="preserve">本人將位於 {{ </w:t>
+      </w:r>
+      <w:proofErr w:type="spellStart"/>
+      <w:r>
+        <w:rPr>
+          <w:rFonts w:asciiTheme="minorEastAsia" w:hAnsiTheme="minorEastAsia"/>
+        </w:rPr>
+        <w:t>property_address</w:t>
+      </w:r>
+      <w:proofErr w:type="spellEnd"/>
+      <w:r>
+        <w:rPr>
+          <w:rFonts w:asciiTheme="minorEastAsia" w:hAnsiTheme="minorEastAsia"/>
+        </w:rPr>
+        <w:t xml:space="preserve"> }} 之物業遺贈予 {{ </w:t>
+      </w:r>
+      <w:proofErr w:type="spellStart"/>
+      <w:r>
+        <w:rPr>
+          <w:rFonts w:asciiTheme="minorEastAsia" w:hAnsiTheme="minorEastAsia"/>
+        </w:rPr>
+        <w:t>prop_beneficiaries</w:t>
+      </w:r>
+      <w:proofErr w:type="spellEnd"/>
+      <w:r>
+        <w:rPr>
+          <w:rFonts w:asciiTheme="minorEastAsia" w:hAnsiTheme="minorEastAsia"/>
+        </w:rPr>
+        <w:t>[0].</w:t>
+      </w:r>
+      <w:proofErr w:type="spellStart"/>
+      <w:r>
+        <w:rPr>
+          <w:rFonts w:asciiTheme="minorEastAsia" w:hAnsiTheme="minorEastAsia"/>
+        </w:rPr>
+        <w:t>rel</w:t>
+      </w:r>
+      <w:proofErr w:type="spellEnd"/>
+      <w:r>
+        <w:rPr>
+          <w:rFonts w:asciiTheme="minorEastAsia" w:hAnsiTheme="minorEastAsia"/>
+        </w:rPr>
+        <w:t xml:space="preserve"> }}{{ </w:t>
+      </w:r>
+      <w:proofErr w:type="spellStart"/>
+      <w:r>
+        <w:rPr>
+          <w:rFonts w:asciiTheme="minorEastAsia" w:hAnsiTheme="minorEastAsia"/>
+        </w:rPr>
+        <w:t>prop_beneficiaries</w:t>
+      </w:r>
+      <w:proofErr w:type="spellEnd"/>
+      <w:r>
+        <w:rPr>
+          <w:rFonts w:asciiTheme="minorEastAsia" w:hAnsiTheme="minorEastAsia"/>
+        </w:rPr>
+        <w:t xml:space="preserve">[0].name }} ({{ </w:t>
+      </w:r>
+      <w:proofErr w:type="spellStart"/>
+      <w:r>
+        <w:rPr>
+          <w:rFonts w:asciiTheme="minorEastAsia" w:hAnsiTheme="minorEastAsia"/>
+        </w:rPr>
+        <w:t>prop_beneficiaries</w:t>
+      </w:r>
+      <w:proofErr w:type="spellEnd"/>
+      <w:r>
+        <w:rPr>
+          <w:rFonts w:asciiTheme="minorEastAsia" w:hAnsiTheme="minorEastAsia"/>
+        </w:rPr>
+        <w:t>[0].</w:t>
+      </w:r>
+      <w:proofErr w:type="spellStart"/>
+      <w:r>
+        <w:rPr>
+          <w:rFonts w:asciiTheme="minorEastAsia" w:hAnsiTheme="minorEastAsia"/>
+        </w:rPr>
+        <w:t>en_name</w:t>
+      </w:r>
+      <w:proofErr w:type="spellEnd"/>
+      <w:r>
+        <w:rPr>
+          <w:rFonts w:asciiTheme="minorEastAsia" w:hAnsiTheme="minorEastAsia"/>
+        </w:rPr>
+        <w:t xml:space="preserve"> }})，香港身份證號碼 {{ </w:t>
+      </w:r>
+      <w:proofErr w:type="spellStart"/>
+      <w:r>
+        <w:rPr>
+          <w:rFonts w:asciiTheme="minorEastAsia" w:hAnsiTheme="minorEastAsia"/>
+        </w:rPr>
+        <w:t>prop_beneficiaries</w:t>
+      </w:r>
+      <w:proofErr w:type="spellEnd"/>
+      <w:r>
+        <w:rPr>
+          <w:rFonts w:asciiTheme="minorEastAsia" w:hAnsiTheme="minorEastAsia"/>
+        </w:rPr>
+        <w:t xml:space="preserve">[0].id }} 承受及享用； </w:t>
+      </w:r>
+    </w:p>
+    <w:p>
+      <w:pPr>
+        <w:pStyle w:val="ListParagraph"/>
+        <w:tabs>
+          <w:tab w:val="left" w:pos="1134"/>
+        </w:tabs>
+        <w:spacing w:after="0" w:line="240" w:lineRule="auto"/>
+        <w:ind w:left="1134"/>
+        <w:jc w:val="both"/>
+        <w:rPr>
+          <w:rFonts w:asciiTheme="minorEastAsia" w:hAnsiTheme="minorEastAsia"/>
+        </w:rPr>
+      </w:pPr>
+      <w:r>
+        <w:rPr>
+          <w:rFonts w:asciiTheme="minorEastAsia" w:hAnsiTheme="minorEastAsia"/>
+        </w:rPr>
+        <w:t xml:space="preserve">{% else %} </w:t>
+      </w:r>
+    </w:p>
+    <w:p>
+      <w:pPr>
+        <w:pStyle w:val="ListParagraph"/>
+        <w:tabs>
+          <w:tab w:val="left" w:pos="1134"/>
+        </w:tabs>
+        <w:spacing w:after="0" w:line="240" w:lineRule="auto"/>
+        <w:ind w:left="1134"/>
+        <w:jc w:val="both"/>
+        <w:rPr>
+          <w:rFonts w:asciiTheme="minorEastAsia" w:hAnsiTheme="minorEastAsia"/>
+        </w:rPr>
+      </w:pPr>
+      <w:r>
+        <w:rPr>
+          <w:rFonts w:asciiTheme="minorEastAsia" w:hAnsiTheme="minorEastAsia"/>
+        </w:rPr>
+        <w:t xml:space="preserve">本人將位於 {{ </w:t>
+      </w:r>
+      <w:proofErr w:type="spellStart"/>
+      <w:r>
+        <w:rPr>
+          <w:rFonts w:asciiTheme="minorEastAsia" w:hAnsiTheme="minorEastAsia"/>
+        </w:rPr>
+        <w:t>property_address</w:t>
+      </w:r>
+      <w:proofErr w:type="spellEnd"/>
+      <w:r>
+        <w:rPr>
+          <w:rFonts w:asciiTheme="minorEastAsia" w:hAnsiTheme="minorEastAsia"/>
+        </w:rPr>
+        <w:t xml:space="preserve"> }} 之物業，按下列比例分配： </w:t>
+      </w:r>
+    </w:p>
+    <w:p>
+      <w:pPr>
+        <w:pStyle w:val="ListParagraph"/>
+        <w:tabs>
+          <w:tab w:val="left" w:pos="1134"/>
+        </w:tabs>
+        <w:spacing w:after="0" w:line="240" w:lineRule="auto"/>
+        <w:ind w:left="1134"/>
+        <w:jc w:val="both"/>
+        <w:rPr>
+          <w:rFonts w:asciiTheme="minorEastAsia" w:hAnsiTheme="minorEastAsia"/>
+        </w:rPr>
+      </w:pPr>
+      <w:r>
+        <w:rPr>
+          <w:rFonts w:asciiTheme="minorEastAsia" w:hAnsiTheme="minorEastAsia"/>
+        </w:rPr>
+        <w:t xml:space="preserve">{% for pb in </w:t>
+      </w:r>
+      <w:proofErr w:type="spellStart"/>
+      <w:r>
+        <w:rPr>
+          <w:rFonts w:asciiTheme="minorEastAsia" w:hAnsiTheme="minorEastAsia"/>
+        </w:rPr>
+        <w:t>prop_beneficiaries</w:t>
+      </w:r>
+      <w:proofErr w:type="spellEnd"/>
+      <w:r>
+        <w:rPr>
+          <w:rFonts w:asciiTheme="minorEastAsia" w:hAnsiTheme="minorEastAsia"/>
+        </w:rPr>
+        <w:t xml:space="preserve"> %} </w:t>
+      </w:r>
+    </w:p>
+    <w:p>
+      <w:pPr>
+        <w:pStyle w:val="ListParagraph"/>
+        <w:tabs>
+          <w:tab w:val="left" w:pos="1134"/>
+        </w:tabs>
+        <w:spacing w:after="0" w:line="240" w:lineRule="auto"/>
+        <w:ind w:left="1134"/>
+        <w:jc w:val="both"/>
+        <w:rPr>
+          <w:rFonts w:asciiTheme="minorEastAsia" w:hAnsiTheme="minorEastAsia"/>
+        </w:rPr>
+      </w:pPr>
+      <w:r>
+        <w:rPr>
+          <w:rFonts w:asciiTheme="minorEastAsia" w:hAnsiTheme="minorEastAsia"/>
+        </w:rPr>
+        <w:t xml:space="preserve">({{ </w:t>
+      </w:r>
+      <w:proofErr w:type="spellStart"/>
+      <w:r>
+        <w:rPr>
+          <w:rFonts w:asciiTheme="minorEastAsia" w:hAnsiTheme="minorEastAsia"/>
+        </w:rPr>
+        <w:t>loop.index</w:t>
+      </w:r>
+      <w:proofErr w:type="spellEnd"/>
+      <w:r>
+        <w:rPr>
+          <w:rFonts w:asciiTheme="minorEastAsia" w:hAnsiTheme="minorEastAsia"/>
+        </w:rPr>
+        <w:t xml:space="preserve"> }}) {{ </w:t>
+      </w:r>
+      <w:proofErr w:type="spellStart"/>
+      <w:r>
+        <w:rPr>
+          <w:rFonts w:asciiTheme="minorEastAsia" w:hAnsiTheme="minorEastAsia"/>
+        </w:rPr>
+        <w:t>pb.share</w:t>
+      </w:r>
+      <w:proofErr w:type="spellEnd"/>
+      <w:r>
+        <w:rPr>
+          <w:rFonts w:asciiTheme="minorEastAsia" w:hAnsiTheme="minorEastAsia"/>
+        </w:rPr>
+        <w:t xml:space="preserve"> }} 遺贈予 {{ </w:t>
+      </w:r>
+      <w:proofErr w:type="spellStart"/>
+      <w:r>
+        <w:rPr>
+          <w:rFonts w:asciiTheme="minorEastAsia" w:hAnsiTheme="minorEastAsia"/>
+        </w:rPr>
+        <w:t>pb.rel</w:t>
+      </w:r>
+      <w:proofErr w:type="spellEnd"/>
+      <w:r>
+        <w:rPr>
+          <w:rFonts w:asciiTheme="minorEastAsia" w:hAnsiTheme="minorEastAsia"/>
+        </w:rPr>
+        <w:t xml:space="preserve"> }}{{ pb.name }} ({{ </w:t>
+      </w:r>
+      <w:proofErr w:type="spellStart"/>
+      <w:r>
+        <w:rPr>
+          <w:rFonts w:asciiTheme="minorEastAsia" w:hAnsiTheme="minorEastAsia"/>
+        </w:rPr>
+        <w:t>pb.en_name</w:t>
+      </w:r>
+      <w:proofErr w:type="spellEnd"/>
+      <w:r>
+        <w:rPr>
+          <w:rFonts w:asciiTheme="minorEastAsia" w:hAnsiTheme="minorEastAsia"/>
+        </w:rPr>
+        <w:t xml:space="preserve"> }})，香港身份證號碼 {{ pb.id }} 承受及享用{% if </w:t>
+      </w:r>
+      <w:proofErr w:type="spellStart"/>
+      <w:r>
+        <w:rPr>
+          <w:rFonts w:asciiTheme="minorEastAsia" w:hAnsiTheme="minorEastAsia"/>
+        </w:rPr>
+        <w:t>loop.last</w:t>
+      </w:r>
+      <w:proofErr w:type="spellEnd"/>
+      <w:r>
+        <w:rPr>
+          <w:rFonts w:asciiTheme="minorEastAsia" w:hAnsiTheme="minorEastAsia"/>
+        </w:rPr>
+        <w:t xml:space="preserve"> %}；{% else %}；{% endif %} </w:t>
+      </w:r>
+    </w:p>
+    <w:p>
+      <w:pPr>
+        <w:pStyle w:val="ListParagraph"/>
+        <w:tabs>
+          <w:tab w:val="left" w:pos="1134"/>
+        </w:tabs>
+        <w:spacing w:after="0" w:line="240" w:lineRule="auto"/>
+        <w:ind w:left="1134"/>
+        <w:jc w:val="both"/>
+        <w:rPr>
+          <w:rFonts w:asciiTheme="minorEastAsia" w:hAnsiTheme="minorEastAsia"/>
+        </w:rPr>
+      </w:pPr>
+      <w:r>
+        <w:rPr>
+          <w:rFonts w:asciiTheme="minorEastAsia" w:hAnsiTheme="minorEastAsia"/>
+        </w:rPr>
+        <w:t xml:space="preserve">{% </w:t>
+      </w:r>
+      <w:proofErr w:type="spellStart"/>
+      <w:r>
+        <w:rPr>
+          <w:rFonts w:asciiTheme="minorEastAsia" w:hAnsiTheme="minorEastAsia"/>
+        </w:rPr>
+        <w:t>endfor</w:t>
+      </w:r>
+      <w:proofErr w:type="spellEnd"/>
+      <w:r>
+        <w:rPr>
+          <w:rFonts w:asciiTheme="minorEastAsia" w:hAnsiTheme="minorEastAsia"/>
+        </w:rPr>
+        <w:t xml:space="preserve"> %} </w:t>
+      </w:r>
+    </w:p>
+    <w:p>
+      <w:pPr>
+        <w:pStyle w:val="ListParagraph"/>
+        <w:tabs>
+          <w:tab w:val="left" w:pos="1134"/>
+        </w:tabs>
+        <w:spacing w:after="0" w:line="240" w:lineRule="auto"/>
+        <w:ind w:left="1134"/>
+        <w:jc w:val="both"/>
+        <w:rPr>
+          <w:rFonts w:asciiTheme="minorEastAsia" w:hAnsiTheme="minorEastAsia"/>
+        </w:rPr>
+      </w:pPr>
+      <w:r>
+        <w:rPr>
+          <w:rFonts w:asciiTheme="minorEastAsia" w:hAnsiTheme="minorEastAsia"/>
+        </w:rPr>
+        <w:t>{% endif %}</w:t>
       </w:r>
     </w:p>
     <w:p>
@@ -246,7 +730,77 @@
         <w:rPr>
           <w:rFonts w:asciiTheme="minorEastAsia" w:hAnsiTheme="minorEastAsia"/>
         </w:rPr>
-        <w:t xml:space="preserve">({{ loop.index }}) {{ b.share }} 遺贈予 {{ b.rel }}{{ b.name }} ({{ b.en_name }})，香港身份證號碼 {{ b.id }} 承受及享用{% if loop.last %}。{% else %}；{% endif %} </w:t>
+        <w:t xml:space="preserve">({{ </w:t>
+      </w:r>
+      <w:proofErr w:type="spellStart"/>
+      <w:r>
+        <w:rPr>
+          <w:rFonts w:asciiTheme="minorEastAsia" w:hAnsiTheme="minorEastAsia"/>
+        </w:rPr>
+        <w:t>loop.index</w:t>
+      </w:r>
+      <w:proofErr w:type="spellEnd"/>
+      <w:r>
+        <w:rPr>
+          <w:rFonts w:asciiTheme="minorEastAsia" w:hAnsiTheme="minorEastAsia"/>
+        </w:rPr>
+        <w:t xml:space="preserve"> }}) {{ </w:t>
+      </w:r>
+      <w:proofErr w:type="spellStart"/>
+      <w:r>
+        <w:rPr>
+          <w:rFonts w:asciiTheme="minorEastAsia" w:hAnsiTheme="minorEastAsia"/>
+        </w:rPr>
+        <w:t>b.share</w:t>
+      </w:r>
+      <w:proofErr w:type="spellEnd"/>
+      <w:r>
+        <w:rPr>
+          <w:rFonts w:asciiTheme="minorEastAsia" w:hAnsiTheme="minorEastAsia"/>
+        </w:rPr>
+        <w:t xml:space="preserve"> }} 遺贈予 {{ </w:t>
+      </w:r>
+      <w:proofErr w:type="spellStart"/>
+      <w:r>
+        <w:rPr>
+          <w:rFonts w:asciiTheme="minorEastAsia" w:hAnsiTheme="minorEastAsia"/>
+        </w:rPr>
+        <w:t>b.rel</w:t>
+      </w:r>
+      <w:proofErr w:type="spellEnd"/>
+      <w:r>
+        <w:rPr>
+          <w:rFonts w:asciiTheme="minorEastAsia" w:hAnsiTheme="minorEastAsia"/>
+        </w:rPr>
+        <w:t xml:space="preserve"> }}{{ b.name }} ({{ </w:t>
+      </w:r>
+      <w:proofErr w:type="spellStart"/>
+      <w:r>
+        <w:rPr>
+          <w:rFonts w:asciiTheme="minorEastAsia" w:hAnsiTheme="minorEastAsia"/>
+        </w:rPr>
+        <w:t>b.en_name</w:t>
+      </w:r>
+      <w:proofErr w:type="spellEnd"/>
+      <w:r>
+        <w:rPr>
+          <w:rFonts w:asciiTheme="minorEastAsia" w:hAnsiTheme="minorEastAsia"/>
+        </w:rPr>
+        <w:t xml:space="preserve"> }})，香港身份證號碼 {{ b.id }} 承受及享用{% if </w:t>
+      </w:r>
+      <w:proofErr w:type="spellStart"/>
+      <w:r>
+        <w:rPr>
+          <w:rFonts w:asciiTheme="minorEastAsia" w:hAnsiTheme="minorEastAsia"/>
+        </w:rPr>
+        <w:t>loop.last</w:t>
+      </w:r>
+      <w:proofErr w:type="spellEnd"/>
+      <w:r>
+        <w:rPr>
+          <w:rFonts w:asciiTheme="minorEastAsia" w:hAnsiTheme="minorEastAsia"/>
+        </w:rPr>
+        <w:t xml:space="preserve"> %}。{% else %}；{% endif %} </w:t>
       </w:r>
     </w:p>
     <w:p>
@@ -262,7 +816,21 @@
         <w:rPr>
           <w:rFonts w:asciiTheme="minorEastAsia" w:hAnsiTheme="minorEastAsia"/>
         </w:rPr>
-        <w:t>{% endfor %}</w:t>
+        <w:t xml:space="preserve">{% </w:t>
+      </w:r>
+      <w:proofErr w:type="spellStart"/>
+      <w:r>
+        <w:rPr>
+          <w:rFonts w:asciiTheme="minorEastAsia" w:hAnsiTheme="minorEastAsia"/>
+        </w:rPr>
+        <w:t>endfor</w:t>
+      </w:r>
+      <w:proofErr w:type="spellEnd"/>
+      <w:r>
+        <w:rPr>
+          <w:rFonts w:asciiTheme="minorEastAsia" w:hAnsiTheme="minorEastAsia"/>
+        </w:rPr>
+        <w:t xml:space="preserve"> %}</w:t>
       </w:r>
     </w:p>
     <w:p>
@@ -377,7 +945,21 @@
         <w:rPr>
           <w:rFonts w:asciiTheme="minorEastAsia" w:hAnsiTheme="minorEastAsia"/>
         </w:rPr>
-        <w:t>立遺囑人： {{testator_name}}</w:t>
+        <w:t>立遺囑人： {{</w:t>
+      </w:r>
+      <w:proofErr w:type="spellStart"/>
+      <w:r>
+        <w:rPr>
+          <w:rFonts w:asciiTheme="minorEastAsia" w:hAnsiTheme="minorEastAsia"/>
+        </w:rPr>
+        <w:t>testator_name</w:t>
+      </w:r>
+      <w:proofErr w:type="spellEnd"/>
+      <w:r>
+        <w:rPr>
+          <w:rFonts w:asciiTheme="minorEastAsia" w:hAnsiTheme="minorEastAsia"/>
+        </w:rPr>
+        <w:t>}}</w:t>
       </w:r>
     </w:p>
     <w:p>
@@ -462,13 +1044,42 @@
         <w:rPr>
           <w:rFonts w:asciiTheme="minorEastAsia" w:hAnsiTheme="minorEastAsia"/>
         </w:rPr>
+        <w:lastRenderedPageBreak/>
         <w:t>上開遺囑，經吾等在場見證，由</w:t>
       </w:r>
       <w:r>
         <w:rPr>
           <w:rFonts w:asciiTheme="minorEastAsia" w:hAnsiTheme="minorEastAsia"/>
         </w:rPr>
-        <w:t>{{testator_name}}（{{testator_en_name}}）</w:t>
+        <w:t>{{</w:t>
+      </w:r>
+      <w:proofErr w:type="spellStart"/>
+      <w:r>
+        <w:rPr>
+          <w:rFonts w:asciiTheme="minorEastAsia" w:hAnsiTheme="minorEastAsia"/>
+        </w:rPr>
+        <w:t>testator_name</w:t>
+      </w:r>
+      <w:proofErr w:type="spellEnd"/>
+      <w:r>
+        <w:rPr>
+          <w:rFonts w:asciiTheme="minorEastAsia" w:hAnsiTheme="minorEastAsia"/>
+        </w:rPr>
+        <w:t>}}（{{</w:t>
+      </w:r>
+      <w:proofErr w:type="spellStart"/>
+      <w:r>
+        <w:rPr>
+          <w:rFonts w:asciiTheme="minorEastAsia" w:hAnsiTheme="minorEastAsia"/>
+        </w:rPr>
+        <w:t>testator_en_name</w:t>
+      </w:r>
+      <w:proofErr w:type="spellEnd"/>
+      <w:r>
+        <w:rPr>
+          <w:rFonts w:asciiTheme="minorEastAsia" w:hAnsiTheme="minorEastAsia"/>
+        </w:rPr>
+        <w:t>}}）</w:t>
       </w:r>
       <w:r>
         <w:rPr>
@@ -2067,7 +2678,6 @@
   <w:style w:type="character" w:default="1" w:styleId="DefaultParagraphFont">
     <w:name w:val="Default Paragraph Font"/>
     <w:uiPriority w:val="1"/>
-    <w:semiHidden/>
     <w:unhideWhenUsed/>
   </w:style>
   <w:style w:type="table" w:default="1" w:styleId="TableNormal">

--- a/Will_P_M.docx
+++ b/Will_P_M.docx
@@ -44,77 +44,7 @@
         <w:rPr>
           <w:rFonts w:asciiTheme="minorEastAsia" w:hAnsiTheme="minorEastAsia"/>
         </w:rPr>
-        <w:t>本人{{</w:t>
-      </w:r>
-      <w:proofErr w:type="spellStart"/>
-      <w:r>
-        <w:rPr>
-          <w:rFonts w:asciiTheme="minorEastAsia" w:hAnsiTheme="minorEastAsia"/>
-        </w:rPr>
-        <w:t>testator_name</w:t>
-      </w:r>
-      <w:proofErr w:type="spellEnd"/>
-      <w:r>
-        <w:rPr>
-          <w:rFonts w:asciiTheme="minorEastAsia" w:hAnsiTheme="minorEastAsia"/>
-        </w:rPr>
-        <w:t>}}（{{</w:t>
-      </w:r>
-      <w:proofErr w:type="spellStart"/>
-      <w:r>
-        <w:rPr>
-          <w:rFonts w:asciiTheme="minorEastAsia" w:hAnsiTheme="minorEastAsia"/>
-        </w:rPr>
-        <w:t>testator_en_name</w:t>
-      </w:r>
-      <w:proofErr w:type="spellEnd"/>
-      <w:r>
-        <w:rPr>
-          <w:rFonts w:asciiTheme="minorEastAsia" w:hAnsiTheme="minorEastAsia"/>
-        </w:rPr>
-        <w:t>}}），香港身份證號碼 {{</w:t>
-      </w:r>
-      <w:proofErr w:type="spellStart"/>
-      <w:r>
-        <w:rPr>
-          <w:rFonts w:asciiTheme="minorEastAsia" w:hAnsiTheme="minorEastAsia"/>
-        </w:rPr>
-        <w:t>testator_id</w:t>
-      </w:r>
-      <w:proofErr w:type="spellEnd"/>
-      <w:r>
-        <w:rPr>
-          <w:rFonts w:asciiTheme="minorEastAsia" w:hAnsiTheme="minorEastAsia"/>
-        </w:rPr>
-        <w:t>}}，現居於{{</w:t>
-      </w:r>
-      <w:proofErr w:type="spellStart"/>
-      <w:r>
-        <w:rPr>
-          <w:rFonts w:asciiTheme="minorEastAsia" w:hAnsiTheme="minorEastAsia"/>
-        </w:rPr>
-        <w:t>testator_address</w:t>
-      </w:r>
-      <w:proofErr w:type="spellEnd"/>
-      <w:r>
-        <w:rPr>
-          <w:rFonts w:asciiTheme="minorEastAsia" w:hAnsiTheme="minorEastAsia"/>
-        </w:rPr>
-        <w:t>}}，婚姻狀況為{{</w:t>
-      </w:r>
-      <w:proofErr w:type="spellStart"/>
-      <w:r>
-        <w:rPr>
-          <w:rFonts w:asciiTheme="minorEastAsia" w:hAnsiTheme="minorEastAsia"/>
-        </w:rPr>
-        <w:t>marital_status</w:t>
-      </w:r>
-      <w:proofErr w:type="spellEnd"/>
-      <w:r>
-        <w:rPr>
-          <w:rFonts w:asciiTheme="minorEastAsia" w:hAnsiTheme="minorEastAsia"/>
-        </w:rPr>
-        <w:t>}}，職業為{{occupation}} 。本人茲鄭重聲明，本人在此取消所有以前訂立之遺囑及遺產處置辦法，並立此最後遺囑。</w:t>
+        <w:t>本人{{testator_name}}（{{testator_en_name}}），香港身份證號碼 {{testator_id}}，現居於{{testator_address}}，婚姻狀況為{{marital_status}}，職業為{{occupation}} 。本人茲鄭重聲明，本人在此取消所有以前訂立之遺囑及遺產處置辦法，並立此最後遺囑。</w:t>
       </w:r>
     </w:p>
     <w:p>
@@ -176,63 +106,7 @@
         <w:rPr>
           <w:rFonts w:asciiTheme="minorEastAsia" w:hAnsiTheme="minorEastAsia"/>
         </w:rPr>
-        <w:t>本人指定及委託{{</w:t>
-      </w:r>
-      <w:proofErr w:type="spellStart"/>
-      <w:r>
-        <w:rPr>
-          <w:rFonts w:asciiTheme="minorEastAsia" w:hAnsiTheme="minorEastAsia"/>
-        </w:rPr>
-        <w:t>exec_rel</w:t>
-      </w:r>
-      <w:proofErr w:type="spellEnd"/>
-      <w:r>
-        <w:rPr>
-          <w:rFonts w:asciiTheme="minorEastAsia" w:hAnsiTheme="minorEastAsia"/>
-        </w:rPr>
-        <w:t>}}{{</w:t>
-      </w:r>
-      <w:proofErr w:type="spellStart"/>
-      <w:r>
-        <w:rPr>
-          <w:rFonts w:asciiTheme="minorEastAsia" w:hAnsiTheme="minorEastAsia"/>
-        </w:rPr>
-        <w:t>exec_name</w:t>
-      </w:r>
-      <w:proofErr w:type="spellEnd"/>
-      <w:r>
-        <w:rPr>
-          <w:rFonts w:asciiTheme="minorEastAsia" w:hAnsiTheme="minorEastAsia"/>
-        </w:rPr>
-        <w:t>}} ({{</w:t>
-      </w:r>
-      <w:proofErr w:type="spellStart"/>
-      <w:r>
-        <w:rPr>
-          <w:rFonts w:asciiTheme="minorEastAsia" w:hAnsiTheme="minorEastAsia"/>
-        </w:rPr>
-        <w:t>exec_en_name</w:t>
-      </w:r>
-      <w:proofErr w:type="spellEnd"/>
-      <w:r>
-        <w:rPr>
-          <w:rFonts w:asciiTheme="minorEastAsia" w:hAnsiTheme="minorEastAsia"/>
-        </w:rPr>
-        <w:t>}})，香港身份證號碼 {{</w:t>
-      </w:r>
-      <w:proofErr w:type="spellStart"/>
-      <w:r>
-        <w:rPr>
-          <w:rFonts w:asciiTheme="minorEastAsia" w:hAnsiTheme="minorEastAsia"/>
-        </w:rPr>
-        <w:t>exec_id</w:t>
-      </w:r>
-      <w:proofErr w:type="spellEnd"/>
-      <w:r>
-        <w:rPr>
-          <w:rFonts w:asciiTheme="minorEastAsia" w:hAnsiTheme="minorEastAsia"/>
-        </w:rPr>
-        <w:t>}} 作為本遺囑之遺囑執行人 。</w:t>
+        <w:t>本人指定及委託{{exec_rel}}{{exec_name}} ({{exec_en_name}})，香港身份證號碼 {{exec_id}} 作為本遺囑之遺囑執行人 。</w:t>
       </w:r>
     </w:p>
     <w:p>
@@ -296,21 +170,7 @@
         <w:rPr>
           <w:rFonts w:asciiTheme="minorEastAsia" w:hAnsiTheme="minorEastAsia"/>
         </w:rPr>
-        <w:t xml:space="preserve">{% if </w:t>
-      </w:r>
-      <w:proofErr w:type="spellStart"/>
-      <w:r>
-        <w:rPr>
-          <w:rFonts w:asciiTheme="minorEastAsia" w:hAnsiTheme="minorEastAsia"/>
-        </w:rPr>
-        <w:t>prop_beneficiaries|length</w:t>
-      </w:r>
-      <w:proofErr w:type="spellEnd"/>
-      <w:r>
-        <w:rPr>
-          <w:rFonts w:asciiTheme="minorEastAsia" w:hAnsiTheme="minorEastAsia"/>
-        </w:rPr>
-        <w:t xml:space="preserve"> == 1 %} </w:t>
+        <w:t xml:space="preserve">{% if prop_beneficiaries|length == 1 %}本人將位於 {{ property_address }} 之物業遺贈予 {{ prop_beneficiaries[0].rel }}{{ prop_beneficiaries[0].name }} ({{ prop_beneficiaries[0].en_name }})，香港身份證號碼 {{ prop_beneficiaries[0].id }} 承受及享用； {% else %} 本人將位於 {{ property_address }} 之物業，按下列比例分配： {% for pb in prop_beneficiaries %} </w:t>
       </w:r>
     </w:p>
     <w:p>
@@ -330,332 +190,8 @@
         <w:rPr>
           <w:rFonts w:asciiTheme="minorEastAsia" w:hAnsiTheme="minorEastAsia"/>
         </w:rPr>
-        <w:t xml:space="preserve">本人將位於 {{ </w:t>
-      </w:r>
-      <w:proofErr w:type="spellStart"/>
-      <w:r>
-        <w:rPr>
-          <w:rFonts w:asciiTheme="minorEastAsia" w:hAnsiTheme="minorEastAsia"/>
-        </w:rPr>
-        <w:t>property_address</w:t>
-      </w:r>
-      <w:proofErr w:type="spellEnd"/>
-      <w:r>
-        <w:rPr>
-          <w:rFonts w:asciiTheme="minorEastAsia" w:hAnsiTheme="minorEastAsia"/>
-        </w:rPr>
-        <w:t xml:space="preserve"> }} 之物業遺贈予 {{ </w:t>
-      </w:r>
-      <w:proofErr w:type="spellStart"/>
-      <w:r>
-        <w:rPr>
-          <w:rFonts w:asciiTheme="minorEastAsia" w:hAnsiTheme="minorEastAsia"/>
-        </w:rPr>
-        <w:t>prop_beneficiaries</w:t>
-      </w:r>
-      <w:proofErr w:type="spellEnd"/>
-      <w:r>
-        <w:rPr>
-          <w:rFonts w:asciiTheme="minorEastAsia" w:hAnsiTheme="minorEastAsia"/>
-        </w:rPr>
-        <w:t>[0].</w:t>
-      </w:r>
-      <w:proofErr w:type="spellStart"/>
-      <w:r>
-        <w:rPr>
-          <w:rFonts w:asciiTheme="minorEastAsia" w:hAnsiTheme="minorEastAsia"/>
-        </w:rPr>
-        <w:t>rel</w:t>
-      </w:r>
-      <w:proofErr w:type="spellEnd"/>
-      <w:r>
-        <w:rPr>
-          <w:rFonts w:asciiTheme="minorEastAsia" w:hAnsiTheme="minorEastAsia"/>
-        </w:rPr>
-        <w:t xml:space="preserve"> }}{{ </w:t>
-      </w:r>
-      <w:proofErr w:type="spellStart"/>
-      <w:r>
-        <w:rPr>
-          <w:rFonts w:asciiTheme="minorEastAsia" w:hAnsiTheme="minorEastAsia"/>
-        </w:rPr>
-        <w:t>prop_beneficiaries</w:t>
-      </w:r>
-      <w:proofErr w:type="spellEnd"/>
-      <w:r>
-        <w:rPr>
-          <w:rFonts w:asciiTheme="minorEastAsia" w:hAnsiTheme="minorEastAsia"/>
-        </w:rPr>
-        <w:t xml:space="preserve">[0].name }} ({{ </w:t>
-      </w:r>
-      <w:proofErr w:type="spellStart"/>
-      <w:r>
-        <w:rPr>
-          <w:rFonts w:asciiTheme="minorEastAsia" w:hAnsiTheme="minorEastAsia"/>
-        </w:rPr>
-        <w:t>prop_beneficiaries</w:t>
-      </w:r>
-      <w:proofErr w:type="spellEnd"/>
-      <w:r>
-        <w:rPr>
-          <w:rFonts w:asciiTheme="minorEastAsia" w:hAnsiTheme="minorEastAsia"/>
-        </w:rPr>
-        <w:t>[0].</w:t>
-      </w:r>
-      <w:proofErr w:type="spellStart"/>
-      <w:r>
-        <w:rPr>
-          <w:rFonts w:asciiTheme="minorEastAsia" w:hAnsiTheme="minorEastAsia"/>
-        </w:rPr>
-        <w:t>en_name</w:t>
-      </w:r>
-      <w:proofErr w:type="spellEnd"/>
-      <w:r>
-        <w:rPr>
-          <w:rFonts w:asciiTheme="minorEastAsia" w:hAnsiTheme="minorEastAsia"/>
-        </w:rPr>
-        <w:t xml:space="preserve"> }})，香港身份證號碼 {{ </w:t>
-      </w:r>
-      <w:proofErr w:type="spellStart"/>
-      <w:r>
-        <w:rPr>
-          <w:rFonts w:asciiTheme="minorEastAsia" w:hAnsiTheme="minorEastAsia"/>
-        </w:rPr>
-        <w:t>prop_beneficiaries</w:t>
-      </w:r>
-      <w:proofErr w:type="spellEnd"/>
-      <w:r>
-        <w:rPr>
-          <w:rFonts w:asciiTheme="minorEastAsia" w:hAnsiTheme="minorEastAsia"/>
-        </w:rPr>
-        <w:t xml:space="preserve">[0].id }} 承受及享用； </w:t>
-      </w:r>
-    </w:p>
-    <w:p>
-      <w:pPr>
-        <w:pStyle w:val="ListParagraph"/>
-        <w:tabs>
-          <w:tab w:val="left" w:pos="1134"/>
-        </w:tabs>
-        <w:spacing w:after="0" w:line="240" w:lineRule="auto"/>
-        <w:ind w:left="1134"/>
-        <w:jc w:val="both"/>
-        <w:rPr>
-          <w:rFonts w:asciiTheme="minorEastAsia" w:hAnsiTheme="minorEastAsia"/>
-        </w:rPr>
-      </w:pPr>
-      <w:r>
-        <w:rPr>
-          <w:rFonts w:asciiTheme="minorEastAsia" w:hAnsiTheme="minorEastAsia"/>
-        </w:rPr>
-        <w:t xml:space="preserve">{% else %} </w:t>
-      </w:r>
-    </w:p>
-    <w:p>
-      <w:pPr>
-        <w:pStyle w:val="ListParagraph"/>
-        <w:tabs>
-          <w:tab w:val="left" w:pos="1134"/>
-        </w:tabs>
-        <w:spacing w:after="0" w:line="240" w:lineRule="auto"/>
-        <w:ind w:left="1134"/>
-        <w:jc w:val="both"/>
-        <w:rPr>
-          <w:rFonts w:asciiTheme="minorEastAsia" w:hAnsiTheme="minorEastAsia"/>
-        </w:rPr>
-      </w:pPr>
-      <w:r>
-        <w:rPr>
-          <w:rFonts w:asciiTheme="minorEastAsia" w:hAnsiTheme="minorEastAsia"/>
-        </w:rPr>
-        <w:t xml:space="preserve">本人將位於 {{ </w:t>
-      </w:r>
-      <w:proofErr w:type="spellStart"/>
-      <w:r>
-        <w:rPr>
-          <w:rFonts w:asciiTheme="minorEastAsia" w:hAnsiTheme="minorEastAsia"/>
-        </w:rPr>
-        <w:t>property_address</w:t>
-      </w:r>
-      <w:proofErr w:type="spellEnd"/>
-      <w:r>
-        <w:rPr>
-          <w:rFonts w:asciiTheme="minorEastAsia" w:hAnsiTheme="minorEastAsia"/>
-        </w:rPr>
-        <w:t xml:space="preserve"> }} 之物業，按下列比例分配： </w:t>
-      </w:r>
-    </w:p>
-    <w:p>
-      <w:pPr>
-        <w:pStyle w:val="ListParagraph"/>
-        <w:tabs>
-          <w:tab w:val="left" w:pos="1134"/>
-        </w:tabs>
-        <w:spacing w:after="0" w:line="240" w:lineRule="auto"/>
-        <w:ind w:left="1134"/>
-        <w:jc w:val="both"/>
-        <w:rPr>
-          <w:rFonts w:asciiTheme="minorEastAsia" w:hAnsiTheme="minorEastAsia"/>
-        </w:rPr>
-      </w:pPr>
-      <w:r>
-        <w:rPr>
-          <w:rFonts w:asciiTheme="minorEastAsia" w:hAnsiTheme="minorEastAsia"/>
-        </w:rPr>
-        <w:t xml:space="preserve">{% for pb in </w:t>
-      </w:r>
-      <w:proofErr w:type="spellStart"/>
-      <w:r>
-        <w:rPr>
-          <w:rFonts w:asciiTheme="minorEastAsia" w:hAnsiTheme="minorEastAsia"/>
-        </w:rPr>
-        <w:t>prop_beneficiaries</w:t>
-      </w:r>
-      <w:proofErr w:type="spellEnd"/>
-      <w:r>
-        <w:rPr>
-          <w:rFonts w:asciiTheme="minorEastAsia" w:hAnsiTheme="minorEastAsia"/>
-        </w:rPr>
-        <w:t xml:space="preserve"> %} </w:t>
-      </w:r>
-    </w:p>
-    <w:p>
-      <w:pPr>
-        <w:pStyle w:val="ListParagraph"/>
-        <w:tabs>
-          <w:tab w:val="left" w:pos="1134"/>
-        </w:tabs>
-        <w:spacing w:after="0" w:line="240" w:lineRule="auto"/>
-        <w:ind w:left="1134"/>
-        <w:jc w:val="both"/>
-        <w:rPr>
-          <w:rFonts w:asciiTheme="minorEastAsia" w:hAnsiTheme="minorEastAsia"/>
-        </w:rPr>
-      </w:pPr>
-      <w:r>
-        <w:rPr>
-          <w:rFonts w:asciiTheme="minorEastAsia" w:hAnsiTheme="minorEastAsia"/>
-        </w:rPr>
-        <w:t xml:space="preserve">({{ </w:t>
-      </w:r>
-      <w:proofErr w:type="spellStart"/>
-      <w:r>
-        <w:rPr>
-          <w:rFonts w:asciiTheme="minorEastAsia" w:hAnsiTheme="minorEastAsia"/>
-        </w:rPr>
-        <w:t>loop.index</w:t>
-      </w:r>
-      <w:proofErr w:type="spellEnd"/>
-      <w:r>
-        <w:rPr>
-          <w:rFonts w:asciiTheme="minorEastAsia" w:hAnsiTheme="minorEastAsia"/>
-        </w:rPr>
-        <w:t xml:space="preserve"> }}) {{ </w:t>
-      </w:r>
-      <w:proofErr w:type="spellStart"/>
-      <w:r>
-        <w:rPr>
-          <w:rFonts w:asciiTheme="minorEastAsia" w:hAnsiTheme="minorEastAsia"/>
-        </w:rPr>
-        <w:t>pb.share</w:t>
-      </w:r>
-      <w:proofErr w:type="spellEnd"/>
-      <w:r>
-        <w:rPr>
-          <w:rFonts w:asciiTheme="minorEastAsia" w:hAnsiTheme="minorEastAsia"/>
-        </w:rPr>
-        <w:t xml:space="preserve"> }} 遺贈予 {{ </w:t>
-      </w:r>
-      <w:proofErr w:type="spellStart"/>
-      <w:r>
-        <w:rPr>
-          <w:rFonts w:asciiTheme="minorEastAsia" w:hAnsiTheme="minorEastAsia"/>
-        </w:rPr>
-        <w:t>pb.rel</w:t>
-      </w:r>
-      <w:proofErr w:type="spellEnd"/>
-      <w:r>
-        <w:rPr>
-          <w:rFonts w:asciiTheme="minorEastAsia" w:hAnsiTheme="minorEastAsia"/>
-        </w:rPr>
-        <w:t xml:space="preserve"> }}{{ pb.name }} ({{ </w:t>
-      </w:r>
-      <w:proofErr w:type="spellStart"/>
-      <w:r>
-        <w:rPr>
-          <w:rFonts w:asciiTheme="minorEastAsia" w:hAnsiTheme="minorEastAsia"/>
-        </w:rPr>
-        <w:t>pb.en_name</w:t>
-      </w:r>
-      <w:proofErr w:type="spellEnd"/>
-      <w:r>
-        <w:rPr>
-          <w:rFonts w:asciiTheme="minorEastAsia" w:hAnsiTheme="minorEastAsia"/>
-        </w:rPr>
-        <w:t xml:space="preserve"> }})，香港身份證號碼 {{ pb.id }} 承受及享用{% if </w:t>
-      </w:r>
-      <w:proofErr w:type="spellStart"/>
-      <w:r>
-        <w:rPr>
-          <w:rFonts w:asciiTheme="minorEastAsia" w:hAnsiTheme="minorEastAsia"/>
-        </w:rPr>
-        <w:t>loop.last</w:t>
-      </w:r>
-      <w:proofErr w:type="spellEnd"/>
-      <w:r>
-        <w:rPr>
-          <w:rFonts w:asciiTheme="minorEastAsia" w:hAnsiTheme="minorEastAsia"/>
-        </w:rPr>
-        <w:t xml:space="preserve"> %}；{% else %}；{% endif %} </w:t>
-      </w:r>
-    </w:p>
-    <w:p>
-      <w:pPr>
-        <w:pStyle w:val="ListParagraph"/>
-        <w:tabs>
-          <w:tab w:val="left" w:pos="1134"/>
-        </w:tabs>
-        <w:spacing w:after="0" w:line="240" w:lineRule="auto"/>
-        <w:ind w:left="1134"/>
-        <w:jc w:val="both"/>
-        <w:rPr>
-          <w:rFonts w:asciiTheme="minorEastAsia" w:hAnsiTheme="minorEastAsia"/>
-        </w:rPr>
-      </w:pPr>
-      <w:r>
-        <w:rPr>
-          <w:rFonts w:asciiTheme="minorEastAsia" w:hAnsiTheme="minorEastAsia"/>
-        </w:rPr>
-        <w:t xml:space="preserve">{% </w:t>
-      </w:r>
-      <w:proofErr w:type="spellStart"/>
-      <w:r>
-        <w:rPr>
-          <w:rFonts w:asciiTheme="minorEastAsia" w:hAnsiTheme="minorEastAsia"/>
-        </w:rPr>
-        <w:t>endfor</w:t>
-      </w:r>
-      <w:proofErr w:type="spellEnd"/>
-      <w:r>
-        <w:rPr>
-          <w:rFonts w:asciiTheme="minorEastAsia" w:hAnsiTheme="minorEastAsia"/>
-        </w:rPr>
-        <w:t xml:space="preserve"> %} </w:t>
-      </w:r>
-    </w:p>
-    <w:p>
-      <w:pPr>
-        <w:pStyle w:val="ListParagraph"/>
-        <w:tabs>
-          <w:tab w:val="left" w:pos="1134"/>
-        </w:tabs>
-        <w:spacing w:after="0" w:line="240" w:lineRule="auto"/>
-        <w:ind w:left="1134"/>
-        <w:jc w:val="both"/>
-        <w:rPr>
-          <w:rFonts w:asciiTheme="minorEastAsia" w:hAnsiTheme="minorEastAsia"/>
-        </w:rPr>
-      </w:pPr>
+        <w:t xml:space="preserve">({{ loop.index }}) {{ pb.share }} 遺贈予 {{ pb.rel }}{{ pb.name }} ({{ pb.en_name }})，香港身份證號碼 {{ pb.id }} 承受及享用；{% endfor %} </w:t>
+      </w:r>
       <w:r>
         <w:rPr>
           <w:rFonts w:asciiTheme="minorEastAsia" w:hAnsiTheme="minorEastAsia"/>
@@ -730,77 +266,7 @@
         <w:rPr>
           <w:rFonts w:asciiTheme="minorEastAsia" w:hAnsiTheme="minorEastAsia"/>
         </w:rPr>
-        <w:t xml:space="preserve">({{ </w:t>
-      </w:r>
-      <w:proofErr w:type="spellStart"/>
-      <w:r>
-        <w:rPr>
-          <w:rFonts w:asciiTheme="minorEastAsia" w:hAnsiTheme="minorEastAsia"/>
-        </w:rPr>
-        <w:t>loop.index</w:t>
-      </w:r>
-      <w:proofErr w:type="spellEnd"/>
-      <w:r>
-        <w:rPr>
-          <w:rFonts w:asciiTheme="minorEastAsia" w:hAnsiTheme="minorEastAsia"/>
-        </w:rPr>
-        <w:t xml:space="preserve"> }}) {{ </w:t>
-      </w:r>
-      <w:proofErr w:type="spellStart"/>
-      <w:r>
-        <w:rPr>
-          <w:rFonts w:asciiTheme="minorEastAsia" w:hAnsiTheme="minorEastAsia"/>
-        </w:rPr>
-        <w:t>b.share</w:t>
-      </w:r>
-      <w:proofErr w:type="spellEnd"/>
-      <w:r>
-        <w:rPr>
-          <w:rFonts w:asciiTheme="minorEastAsia" w:hAnsiTheme="minorEastAsia"/>
-        </w:rPr>
-        <w:t xml:space="preserve"> }} 遺贈予 {{ </w:t>
-      </w:r>
-      <w:proofErr w:type="spellStart"/>
-      <w:r>
-        <w:rPr>
-          <w:rFonts w:asciiTheme="minorEastAsia" w:hAnsiTheme="minorEastAsia"/>
-        </w:rPr>
-        <w:t>b.rel</w:t>
-      </w:r>
-      <w:proofErr w:type="spellEnd"/>
-      <w:r>
-        <w:rPr>
-          <w:rFonts w:asciiTheme="minorEastAsia" w:hAnsiTheme="minorEastAsia"/>
-        </w:rPr>
-        <w:t xml:space="preserve"> }}{{ b.name }} ({{ </w:t>
-      </w:r>
-      <w:proofErr w:type="spellStart"/>
-      <w:r>
-        <w:rPr>
-          <w:rFonts w:asciiTheme="minorEastAsia" w:hAnsiTheme="minorEastAsia"/>
-        </w:rPr>
-        <w:t>b.en_name</w:t>
-      </w:r>
-      <w:proofErr w:type="spellEnd"/>
-      <w:r>
-        <w:rPr>
-          <w:rFonts w:asciiTheme="minorEastAsia" w:hAnsiTheme="minorEastAsia"/>
-        </w:rPr>
-        <w:t xml:space="preserve"> }})，香港身份證號碼 {{ b.id }} 承受及享用{% if </w:t>
-      </w:r>
-      <w:proofErr w:type="spellStart"/>
-      <w:r>
-        <w:rPr>
-          <w:rFonts w:asciiTheme="minorEastAsia" w:hAnsiTheme="minorEastAsia"/>
-        </w:rPr>
-        <w:t>loop.last</w:t>
-      </w:r>
-      <w:proofErr w:type="spellEnd"/>
-      <w:r>
-        <w:rPr>
-          <w:rFonts w:asciiTheme="minorEastAsia" w:hAnsiTheme="minorEastAsia"/>
-        </w:rPr>
-        <w:t xml:space="preserve"> %}。{% else %}；{% endif %} </w:t>
+        <w:t xml:space="preserve">({{ loop.index }}) {{ b.share }} 遺贈予 {{ b.rel }}{{ b.name }} ({{ b.en_name }})，香港身份證號碼 {{ b.id }} 承受及享用{% if loop.last %}。{% else %}；{% endif %} </w:t>
       </w:r>
     </w:p>
     <w:p>
@@ -816,21 +282,7 @@
         <w:rPr>
           <w:rFonts w:asciiTheme="minorEastAsia" w:hAnsiTheme="minorEastAsia"/>
         </w:rPr>
-        <w:t xml:space="preserve">{% </w:t>
-      </w:r>
-      <w:proofErr w:type="spellStart"/>
-      <w:r>
-        <w:rPr>
-          <w:rFonts w:asciiTheme="minorEastAsia" w:hAnsiTheme="minorEastAsia"/>
-        </w:rPr>
-        <w:t>endfor</w:t>
-      </w:r>
-      <w:proofErr w:type="spellEnd"/>
-      <w:r>
-        <w:rPr>
-          <w:rFonts w:asciiTheme="minorEastAsia" w:hAnsiTheme="minorEastAsia"/>
-        </w:rPr>
-        <w:t xml:space="preserve"> %}</w:t>
+        <w:t>{% endfor %}</w:t>
       </w:r>
     </w:p>
     <w:p>
@@ -945,21 +397,7 @@
         <w:rPr>
           <w:rFonts w:asciiTheme="minorEastAsia" w:hAnsiTheme="minorEastAsia"/>
         </w:rPr>
-        <w:t>立遺囑人： {{</w:t>
-      </w:r>
-      <w:proofErr w:type="spellStart"/>
-      <w:r>
-        <w:rPr>
-          <w:rFonts w:asciiTheme="minorEastAsia" w:hAnsiTheme="minorEastAsia"/>
-        </w:rPr>
-        <w:t>testator_name</w:t>
-      </w:r>
-      <w:proofErr w:type="spellEnd"/>
-      <w:r>
-        <w:rPr>
-          <w:rFonts w:asciiTheme="minorEastAsia" w:hAnsiTheme="minorEastAsia"/>
-        </w:rPr>
-        <w:t>}}</w:t>
+        <w:t>立遺囑人： {{testator_name}}</w:t>
       </w:r>
     </w:p>
     <w:p>
@@ -1044,42 +482,13 @@
         <w:rPr>
           <w:rFonts w:asciiTheme="minorEastAsia" w:hAnsiTheme="minorEastAsia"/>
         </w:rPr>
-        <w:lastRenderedPageBreak/>
         <w:t>上開遺囑，經吾等在場見證，由</w:t>
       </w:r>
       <w:r>
         <w:rPr>
           <w:rFonts w:asciiTheme="minorEastAsia" w:hAnsiTheme="minorEastAsia"/>
         </w:rPr>
-        <w:t>{{</w:t>
-      </w:r>
-      <w:proofErr w:type="spellStart"/>
-      <w:r>
-        <w:rPr>
-          <w:rFonts w:asciiTheme="minorEastAsia" w:hAnsiTheme="minorEastAsia"/>
-        </w:rPr>
-        <w:t>testator_name</w:t>
-      </w:r>
-      <w:proofErr w:type="spellEnd"/>
-      <w:r>
-        <w:rPr>
-          <w:rFonts w:asciiTheme="minorEastAsia" w:hAnsiTheme="minorEastAsia"/>
-        </w:rPr>
-        <w:t>}}（{{</w:t>
-      </w:r>
-      <w:proofErr w:type="spellStart"/>
-      <w:r>
-        <w:rPr>
-          <w:rFonts w:asciiTheme="minorEastAsia" w:hAnsiTheme="minorEastAsia"/>
-        </w:rPr>
-        <w:t>testator_en_name</w:t>
-      </w:r>
-      <w:proofErr w:type="spellEnd"/>
-      <w:r>
-        <w:rPr>
-          <w:rFonts w:asciiTheme="minorEastAsia" w:hAnsiTheme="minorEastAsia"/>
-        </w:rPr>
-        <w:t>}}）</w:t>
+        <w:t>{{testator_name}}（{{testator_en_name}}）</w:t>
       </w:r>
       <w:r>
         <w:rPr>
@@ -2678,6 +2087,7 @@
   <w:style w:type="character" w:default="1" w:styleId="DefaultParagraphFont">
     <w:name w:val="Default Paragraph Font"/>
     <w:uiPriority w:val="1"/>
+    <w:semiHidden/>
     <w:unhideWhenUsed/>
   </w:style>
   <w:style w:type="table" w:default="1" w:styleId="TableNormal">

--- a/Will_P_M.docx
+++ b/Will_P_M.docx
@@ -18,8 +18,18 @@
           <w:b/>
           <w:bCs/>
         </w:rPr>
-        <w:t>遺 囑</w:t>
-      </w:r>
+        <w:t xml:space="preserve">遺 </w:t>
+      </w:r>
+      <w:proofErr w:type="gramStart"/>
+      <w:r>
+        <w:rPr>
+          <w:rFonts w:asciiTheme="minorEastAsia" w:hAnsiTheme="minorEastAsia"/>
+          <w:b/>
+          <w:bCs/>
+        </w:rPr>
+        <w:t>囑</w:t>
+      </w:r>
+      <w:proofErr w:type="gramEnd"/>
     </w:p>
     <w:p>
       <w:pPr>
@@ -44,7 +54,21 @@
         <w:rPr>
           <w:rFonts w:asciiTheme="minorEastAsia" w:hAnsiTheme="minorEastAsia"/>
         </w:rPr>
-        <w:t>本人{{testator_name}}（{{testator_en_name}}），香港身份證號碼 {{testator_id}}，現居於{{testator_address}}，婚姻狀況為{{marital_status}}，職業為{{occupation}} 。本人茲鄭重聲明，本人在此取消所有以前訂立之遺囑及遺產處置辦法，並立此最後遺囑。</w:t>
+        <w:t>本人{{testator_name}}（{{testator_en_name}}），香港身份證號碼 {{testator_id}}，現居於{{testator_address}}，婚姻狀況為{{marital_status}}，職業為{{occupation}} 。</w:t>
+      </w:r>
+      <w:proofErr w:type="gramStart"/>
+      <w:r>
+        <w:rPr>
+          <w:rFonts w:asciiTheme="minorEastAsia" w:hAnsiTheme="minorEastAsia"/>
+        </w:rPr>
+        <w:t>本人茲</w:t>
+      </w:r>
+      <w:proofErr w:type="gramEnd"/>
+      <w:r>
+        <w:rPr>
+          <w:rFonts w:asciiTheme="minorEastAsia" w:hAnsiTheme="minorEastAsia"/>
+        </w:rPr>
+        <w:t>鄭重聲明，本人在此取消所有以前訂立之遺囑及遺產處置辦法，並立此最後遺囑。</w:t>
       </w:r>
     </w:p>
     <w:p>
@@ -137,7 +161,35 @@
         <w:rPr>
           <w:rFonts w:asciiTheme="minorEastAsia" w:hAnsiTheme="minorEastAsia"/>
         </w:rPr>
-        <w:t>本人特此將本人名下在各處所有動產及不動產，在清付本人之債項、喪葬費、遺產承辦費、遺產稅(如有)及其它費用後，作以下之安排：</w:t>
+        <w:t>本人特此將本人名下在各處所有動產及不動產，在清</w:t>
+      </w:r>
+      <w:proofErr w:type="gramStart"/>
+      <w:r>
+        <w:rPr>
+          <w:rFonts w:asciiTheme="minorEastAsia" w:hAnsiTheme="minorEastAsia"/>
+        </w:rPr>
+        <w:t>付本</w:t>
+      </w:r>
+      <w:proofErr w:type="gramEnd"/>
+      <w:r>
+        <w:rPr>
+          <w:rFonts w:asciiTheme="minorEastAsia" w:hAnsiTheme="minorEastAsia"/>
+        </w:rPr>
+        <w:t>人</w:t>
+      </w:r>
+      <w:proofErr w:type="gramStart"/>
+      <w:r>
+        <w:rPr>
+          <w:rFonts w:asciiTheme="minorEastAsia" w:hAnsiTheme="minorEastAsia"/>
+        </w:rPr>
+        <w:t>之債項</w:t>
+      </w:r>
+      <w:proofErr w:type="gramEnd"/>
+      <w:r>
+        <w:rPr>
+          <w:rFonts w:asciiTheme="minorEastAsia" w:hAnsiTheme="minorEastAsia"/>
+        </w:rPr>
+        <w:t>、喪葬費、遺產承辦費、遺產稅(如有)及其它費用後，作以下之安排：</w:t>
       </w:r>
     </w:p>
     <w:p>
@@ -190,14 +242,176 @@
         <w:rPr>
           <w:rFonts w:asciiTheme="minorEastAsia" w:hAnsiTheme="minorEastAsia"/>
         </w:rPr>
-        <w:t xml:space="preserve">({{ loop.index }}) {{ pb.share }} 遺贈予 {{ pb.rel }}{{ pb.name }} ({{ pb.en_name }})，香港身份證號碼 {{ pb.id }} 承受及享用；{% endfor %} </w:t>
-      </w:r>
-      <w:r>
-        <w:rPr>
-          <w:rFonts w:asciiTheme="minorEastAsia" w:hAnsiTheme="minorEastAsia"/>
-        </w:rPr>
-        <w:t>{% endif %}</w:t>
-      </w:r>
+        <w:t>(</w:t>
+      </w:r>
+      <w:proofErr w:type="gramStart"/>
+      <w:r>
+        <w:rPr>
+          <w:rFonts w:asciiTheme="minorEastAsia" w:hAnsiTheme="minorEastAsia"/>
+        </w:rPr>
+        <w:t>{{ loop</w:t>
+      </w:r>
+      <w:proofErr w:type="gramEnd"/>
+      <w:r>
+        <w:rPr>
+          <w:rFonts w:asciiTheme="minorEastAsia" w:hAnsiTheme="minorEastAsia"/>
+        </w:rPr>
+        <w:t>.</w:t>
+      </w:r>
+      <w:proofErr w:type="gramStart"/>
+      <w:r>
+        <w:rPr>
+          <w:rFonts w:asciiTheme="minorEastAsia" w:hAnsiTheme="minorEastAsia"/>
+        </w:rPr>
+        <w:t>index }</w:t>
+      </w:r>
+      <w:proofErr w:type="gramEnd"/>
+      <w:r>
+        <w:rPr>
+          <w:rFonts w:asciiTheme="minorEastAsia" w:hAnsiTheme="minorEastAsia"/>
+        </w:rPr>
+        <w:t xml:space="preserve">}) </w:t>
+      </w:r>
+      <w:proofErr w:type="gramStart"/>
+      <w:r>
+        <w:rPr>
+          <w:rFonts w:asciiTheme="minorEastAsia" w:hAnsiTheme="minorEastAsia"/>
+        </w:rPr>
+        <w:t>{{ pb</w:t>
+      </w:r>
+      <w:proofErr w:type="gramEnd"/>
+      <w:r>
+        <w:rPr>
+          <w:rFonts w:asciiTheme="minorEastAsia" w:hAnsiTheme="minorEastAsia"/>
+        </w:rPr>
+        <w:t>.</w:t>
+      </w:r>
+      <w:proofErr w:type="gramStart"/>
+      <w:r>
+        <w:rPr>
+          <w:rFonts w:asciiTheme="minorEastAsia" w:hAnsiTheme="minorEastAsia"/>
+        </w:rPr>
+        <w:t>share }</w:t>
+      </w:r>
+      <w:proofErr w:type="gramEnd"/>
+      <w:r>
+        <w:rPr>
+          <w:rFonts w:asciiTheme="minorEastAsia" w:hAnsiTheme="minorEastAsia"/>
+        </w:rPr>
+        <w:t xml:space="preserve">} 遺贈予 </w:t>
+      </w:r>
+      <w:proofErr w:type="gramStart"/>
+      <w:r>
+        <w:rPr>
+          <w:rFonts w:asciiTheme="minorEastAsia" w:hAnsiTheme="minorEastAsia"/>
+        </w:rPr>
+        <w:t>{{ pb.rel</w:t>
+      </w:r>
+      <w:proofErr w:type="gramEnd"/>
+      <w:r>
+        <w:rPr>
+          <w:rFonts w:asciiTheme="minorEastAsia" w:hAnsiTheme="minorEastAsia"/>
+        </w:rPr>
+        <w:t xml:space="preserve"> </w:t>
+      </w:r>
+      <w:proofErr w:type="gramStart"/>
+      <w:r>
+        <w:rPr>
+          <w:rFonts w:asciiTheme="minorEastAsia" w:hAnsiTheme="minorEastAsia"/>
+        </w:rPr>
+        <w:t>}}{{ pb.name</w:t>
+      </w:r>
+      <w:proofErr w:type="gramEnd"/>
+      <w:r>
+        <w:rPr>
+          <w:rFonts w:asciiTheme="minorEastAsia" w:hAnsiTheme="minorEastAsia"/>
+        </w:rPr>
+        <w:t xml:space="preserve"> }} (</w:t>
+      </w:r>
+      <w:proofErr w:type="gramStart"/>
+      <w:r>
+        <w:rPr>
+          <w:rFonts w:asciiTheme="minorEastAsia" w:hAnsiTheme="minorEastAsia"/>
+        </w:rPr>
+        <w:t>{{ pb</w:t>
+      </w:r>
+      <w:proofErr w:type="gramEnd"/>
+      <w:r>
+        <w:rPr>
+          <w:rFonts w:asciiTheme="minorEastAsia" w:hAnsiTheme="minorEastAsia"/>
+        </w:rPr>
+        <w:t>.en_</w:t>
+      </w:r>
+      <w:proofErr w:type="gramStart"/>
+      <w:r>
+        <w:rPr>
+          <w:rFonts w:asciiTheme="minorEastAsia" w:hAnsiTheme="minorEastAsia"/>
+        </w:rPr>
+        <w:t>name }})，</w:t>
+      </w:r>
+      <w:proofErr w:type="gramEnd"/>
+      <w:r>
+        <w:rPr>
+          <w:rFonts w:asciiTheme="minorEastAsia" w:hAnsiTheme="minorEastAsia"/>
+        </w:rPr>
+        <w:t xml:space="preserve">香港身份證號碼 </w:t>
+      </w:r>
+      <w:proofErr w:type="gramStart"/>
+      <w:r>
+        <w:rPr>
+          <w:rFonts w:asciiTheme="minorEastAsia" w:hAnsiTheme="minorEastAsia"/>
+        </w:rPr>
+        <w:t>{{ pb.id</w:t>
+      </w:r>
+      <w:proofErr w:type="gramEnd"/>
+      <w:r>
+        <w:rPr>
+          <w:rFonts w:asciiTheme="minorEastAsia" w:hAnsiTheme="minorEastAsia"/>
+        </w:rPr>
+        <w:t xml:space="preserve"> }} 承受及享用</w:t>
+      </w:r>
+      <w:proofErr w:type="gramStart"/>
+      <w:r>
+        <w:rPr>
+          <w:rFonts w:asciiTheme="minorEastAsia" w:hAnsiTheme="minorEastAsia"/>
+        </w:rPr>
+        <w:t>；{</w:t>
+      </w:r>
+      <w:proofErr w:type="gramEnd"/>
+      <w:r>
+        <w:rPr>
+          <w:rFonts w:asciiTheme="minorEastAsia" w:hAnsiTheme="minorEastAsia"/>
+        </w:rPr>
+        <w:t xml:space="preserve">% </w:t>
+      </w:r>
+      <w:proofErr w:type="gramStart"/>
+      <w:r>
+        <w:rPr>
+          <w:rFonts w:asciiTheme="minorEastAsia" w:hAnsiTheme="minorEastAsia"/>
+        </w:rPr>
+        <w:t xml:space="preserve">endfor %} </w:t>
+      </w:r>
+      <w:r>
+        <w:rPr>
+          <w:rFonts w:asciiTheme="minorEastAsia" w:hAnsiTheme="minorEastAsia"/>
+        </w:rPr>
+        <w:t>{</w:t>
+      </w:r>
+      <w:proofErr w:type="gramEnd"/>
+      <w:r>
+        <w:rPr>
+          <w:rFonts w:asciiTheme="minorEastAsia" w:hAnsiTheme="minorEastAsia"/>
+        </w:rPr>
+        <w:t xml:space="preserve">% </w:t>
+      </w:r>
+      <w:proofErr w:type="gramStart"/>
+      <w:r>
+        <w:rPr>
+          <w:rFonts w:asciiTheme="minorEastAsia" w:hAnsiTheme="minorEastAsia"/>
+        </w:rPr>
+        <w:t>endif %}</w:t>
+      </w:r>
+      <w:proofErr w:type="gramEnd"/>
     </w:p>
     <w:p>
       <w:pPr>
@@ -236,75 +450,47 @@
         </w:rPr>
         <w:t>除上述物業外，本人之全部遺產將按下列比例分配予各受益人：</w:t>
       </w:r>
+      <w:r>
+        <w:rPr>
+          <w:rFonts w:asciiTheme="minorEastAsia" w:hAnsiTheme="minorEastAsia"/>
+        </w:rPr>
+        <w:t>{% for b in beneficiaries %}({{ loop.index }}) {{ b.share }} 遺贈予 {{ b.rel }}{{ b.name }} ({{ b.en_name }})，香港身份證號碼 {{ b.id }} 承受及享用{% if loop.last %}。{% else %}；{% endif %} {% endfor %}</w:t>
+      </w:r>
     </w:p>
     <w:p>
       <w:pPr>
         <w:spacing w:after="0" w:line="240" w:lineRule="auto"/>
-        <w:ind w:left="1134"/>
-        <w:jc w:val="both"/>
-        <w:rPr>
-          <w:rFonts w:asciiTheme="minorEastAsia" w:hAnsiTheme="minorEastAsia"/>
-        </w:rPr>
-      </w:pPr>
-      <w:r>
-        <w:rPr>
-          <w:rFonts w:asciiTheme="minorEastAsia" w:hAnsiTheme="minorEastAsia"/>
-        </w:rPr>
-        <w:t>{% for b in beneficiaries %}</w:t>
-      </w:r>
+        <w:rPr>
+          <w:rFonts w:asciiTheme="minorEastAsia" w:hAnsiTheme="minorEastAsia"/>
+        </w:rPr>
+      </w:pPr>
     </w:p>
     <w:p>
       <w:pPr>
         <w:spacing w:after="0" w:line="240" w:lineRule="auto"/>
-        <w:ind w:left="1134"/>
-        <w:jc w:val="both"/>
-        <w:rPr>
-          <w:rFonts w:asciiTheme="minorEastAsia" w:hAnsiTheme="minorEastAsia"/>
-        </w:rPr>
-      </w:pPr>
-      <w:r>
-        <w:rPr>
-          <w:rFonts w:asciiTheme="minorEastAsia" w:hAnsiTheme="minorEastAsia"/>
-        </w:rPr>
-        <w:t xml:space="preserve">({{ loop.index }}) {{ b.share }} 遺贈予 {{ b.rel }}{{ b.name }} ({{ b.en_name }})，香港身份證號碼 {{ b.id }} 承受及享用{% if loop.last %}。{% else %}；{% endif %} </w:t>
-      </w:r>
-    </w:p>
-    <w:p>
-      <w:pPr>
-        <w:spacing w:after="0" w:line="240" w:lineRule="auto"/>
-        <w:ind w:left="1134"/>
-        <w:jc w:val="both"/>
-        <w:rPr>
-          <w:rFonts w:asciiTheme="minorEastAsia" w:hAnsiTheme="minorEastAsia"/>
-        </w:rPr>
-      </w:pPr>
-      <w:r>
-        <w:rPr>
-          <w:rFonts w:asciiTheme="minorEastAsia" w:hAnsiTheme="minorEastAsia"/>
-        </w:rPr>
-        <w:t>{% endfor %}</w:t>
-      </w:r>
-    </w:p>
-    <w:p>
-      <w:pPr>
-        <w:spacing w:after="0" w:line="240" w:lineRule="auto"/>
-        <w:rPr>
-          <w:rFonts w:asciiTheme="minorEastAsia" w:hAnsiTheme="minorEastAsia"/>
-        </w:rPr>
-      </w:pPr>
-    </w:p>
-    <w:p>
-      <w:pPr>
-        <w:spacing w:after="0" w:line="240" w:lineRule="auto"/>
-        <w:rPr>
-          <w:rFonts w:asciiTheme="minorEastAsia" w:hAnsiTheme="minorEastAsia"/>
-        </w:rPr>
-      </w:pPr>
-      <w:r>
-        <w:rPr>
-          <w:rFonts w:asciiTheme="minorEastAsia" w:hAnsiTheme="minorEastAsia"/>
-        </w:rPr>
-        <w:t>此囑。</w:t>
+        <w:rPr>
+          <w:rFonts w:asciiTheme="minorEastAsia" w:hAnsiTheme="minorEastAsia"/>
+        </w:rPr>
+      </w:pPr>
+      <w:r>
+        <w:rPr>
+          <w:rFonts w:asciiTheme="minorEastAsia" w:hAnsiTheme="minorEastAsia"/>
+        </w:rPr>
+        <w:t>此</w:t>
+      </w:r>
+      <w:proofErr w:type="gramStart"/>
+      <w:r>
+        <w:rPr>
+          <w:rFonts w:asciiTheme="minorEastAsia" w:hAnsiTheme="minorEastAsia"/>
+        </w:rPr>
+        <w:t>囑</w:t>
+      </w:r>
+      <w:proofErr w:type="gramEnd"/>
+      <w:r>
+        <w:rPr>
+          <w:rFonts w:asciiTheme="minorEastAsia" w:hAnsiTheme="minorEastAsia"/>
+        </w:rPr>
+        <w:t>。</w:t>
       </w:r>
     </w:p>
     <w:tbl>
@@ -482,7 +668,21 @@
         <w:rPr>
           <w:rFonts w:asciiTheme="minorEastAsia" w:hAnsiTheme="minorEastAsia"/>
         </w:rPr>
-        <w:t>上開遺囑，經吾等在場見證，由</w:t>
+        <w:t>上開遺囑，經</w:t>
+      </w:r>
+      <w:proofErr w:type="gramStart"/>
+      <w:r>
+        <w:rPr>
+          <w:rFonts w:asciiTheme="minorEastAsia" w:hAnsiTheme="minorEastAsia"/>
+        </w:rPr>
+        <w:t>吾等在場見證</w:t>
+      </w:r>
+      <w:proofErr w:type="gramEnd"/>
+      <w:r>
+        <w:rPr>
+          <w:rFonts w:asciiTheme="minorEastAsia" w:hAnsiTheme="minorEastAsia"/>
+        </w:rPr>
+        <w:t>，由</w:t>
       </w:r>
       <w:r>
         <w:rPr>
@@ -494,7 +694,49 @@
         <w:rPr>
           <w:rFonts w:asciiTheme="minorEastAsia" w:hAnsiTheme="minorEastAsia"/>
         </w:rPr>
-        <w:t>親自簽署，作為其最後囑書；同時吾等應其所請，為之見證，於簽署名字作見證人時，該立遺囑人與吾等二人均同時在場，此證 。</w:t>
+        <w:t>親自簽署，作為其最後</w:t>
+      </w:r>
+      <w:proofErr w:type="gramStart"/>
+      <w:r>
+        <w:rPr>
+          <w:rFonts w:asciiTheme="minorEastAsia" w:hAnsiTheme="minorEastAsia"/>
+        </w:rPr>
+        <w:t>囑</w:t>
+      </w:r>
+      <w:proofErr w:type="gramEnd"/>
+      <w:r>
+        <w:rPr>
+          <w:rFonts w:asciiTheme="minorEastAsia" w:hAnsiTheme="minorEastAsia"/>
+        </w:rPr>
+        <w:t>書；同時吾等應其所請，為之見證，於簽署名字作見證人時，</w:t>
+      </w:r>
+      <w:proofErr w:type="gramStart"/>
+      <w:r>
+        <w:rPr>
+          <w:rFonts w:asciiTheme="minorEastAsia" w:hAnsiTheme="minorEastAsia"/>
+        </w:rPr>
+        <w:t>該立遺囑</w:t>
+      </w:r>
+      <w:proofErr w:type="gramEnd"/>
+      <w:r>
+        <w:rPr>
+          <w:rFonts w:asciiTheme="minorEastAsia" w:hAnsiTheme="minorEastAsia"/>
+        </w:rPr>
+        <w:t>人與吾等二人均</w:t>
+      </w:r>
+      <w:proofErr w:type="gramStart"/>
+      <w:r>
+        <w:rPr>
+          <w:rFonts w:asciiTheme="minorEastAsia" w:hAnsiTheme="minorEastAsia"/>
+        </w:rPr>
+        <w:t>同時在場</w:t>
+      </w:r>
+      <w:proofErr w:type="gramEnd"/>
+      <w:r>
+        <w:rPr>
+          <w:rFonts w:asciiTheme="minorEastAsia" w:hAnsiTheme="minorEastAsia"/>
+        </w:rPr>
+        <w:t>，此證 。</w:t>
       </w:r>
     </w:p>
     <w:p>
@@ -616,6 +858,7 @@
               <w:rPr>
                 <w:rFonts w:asciiTheme="minorEastAsia" w:hAnsiTheme="minorEastAsia"/>
               </w:rPr>
+              <w:lastRenderedPageBreak/>
               <w:t>____________________</w:t>
             </w:r>
           </w:p>
@@ -921,6 +1164,7 @@
         </w:rPr>
         <w:t xml:space="preserve"> </w:t>
       </w:r>
+      <w:proofErr w:type="gramStart"/>
       <w:r>
         <w:rPr>
           <w:rFonts w:asciiTheme="minorEastAsia" w:hAnsiTheme="minorEastAsia" w:hint="eastAsia"/>
@@ -929,6 +1173,7 @@
         </w:rPr>
         <w:t>囑</w:t>
       </w:r>
+      <w:proofErr w:type="gramEnd"/>
     </w:p>
     <w:p>
       <w:pPr>

--- a/Will_P_M.docx
+++ b/Will_P_M.docx
@@ -54,7 +54,77 @@
         <w:rPr>
           <w:rFonts w:asciiTheme="minorEastAsia" w:hAnsiTheme="minorEastAsia"/>
         </w:rPr>
-        <w:t>本人{{testator_name}}（{{testator_en_name}}），香港身份證號碼 {{testator_id}}，現居於{{testator_address}}，婚姻狀況為{{marital_status}}，職業為{{occupation}} 。</w:t>
+        <w:t>本人{{</w:t>
+      </w:r>
+      <w:proofErr w:type="spellStart"/>
+      <w:r>
+        <w:rPr>
+          <w:rFonts w:asciiTheme="minorEastAsia" w:hAnsiTheme="minorEastAsia"/>
+        </w:rPr>
+        <w:t>testator_name</w:t>
+      </w:r>
+      <w:proofErr w:type="spellEnd"/>
+      <w:r>
+        <w:rPr>
+          <w:rFonts w:asciiTheme="minorEastAsia" w:hAnsiTheme="minorEastAsia"/>
+        </w:rPr>
+        <w:t>}}（{{</w:t>
+      </w:r>
+      <w:proofErr w:type="spellStart"/>
+      <w:r>
+        <w:rPr>
+          <w:rFonts w:asciiTheme="minorEastAsia" w:hAnsiTheme="minorEastAsia"/>
+        </w:rPr>
+        <w:t>testator_en_name</w:t>
+      </w:r>
+      <w:proofErr w:type="spellEnd"/>
+      <w:r>
+        <w:rPr>
+          <w:rFonts w:asciiTheme="minorEastAsia" w:hAnsiTheme="minorEastAsia"/>
+        </w:rPr>
+        <w:t>}}），香港身份證號碼 {{</w:t>
+      </w:r>
+      <w:proofErr w:type="spellStart"/>
+      <w:r>
+        <w:rPr>
+          <w:rFonts w:asciiTheme="minorEastAsia" w:hAnsiTheme="minorEastAsia"/>
+        </w:rPr>
+        <w:t>testator_id</w:t>
+      </w:r>
+      <w:proofErr w:type="spellEnd"/>
+      <w:r>
+        <w:rPr>
+          <w:rFonts w:asciiTheme="minorEastAsia" w:hAnsiTheme="minorEastAsia"/>
+        </w:rPr>
+        <w:t>}}，現居於{{</w:t>
+      </w:r>
+      <w:proofErr w:type="spellStart"/>
+      <w:r>
+        <w:rPr>
+          <w:rFonts w:asciiTheme="minorEastAsia" w:hAnsiTheme="minorEastAsia"/>
+        </w:rPr>
+        <w:t>testator_address</w:t>
+      </w:r>
+      <w:proofErr w:type="spellEnd"/>
+      <w:r>
+        <w:rPr>
+          <w:rFonts w:asciiTheme="minorEastAsia" w:hAnsiTheme="minorEastAsia"/>
+        </w:rPr>
+        <w:t>}}，婚姻狀況為{{</w:t>
+      </w:r>
+      <w:proofErr w:type="spellStart"/>
+      <w:r>
+        <w:rPr>
+          <w:rFonts w:asciiTheme="minorEastAsia" w:hAnsiTheme="minorEastAsia"/>
+        </w:rPr>
+        <w:t>marital_status</w:t>
+      </w:r>
+      <w:proofErr w:type="spellEnd"/>
+      <w:r>
+        <w:rPr>
+          <w:rFonts w:asciiTheme="minorEastAsia" w:hAnsiTheme="minorEastAsia"/>
+        </w:rPr>
+        <w:t>}}，職業為{{occupation}} 。</w:t>
       </w:r>
       <w:proofErr w:type="gramStart"/>
       <w:r>
@@ -130,7 +200,63 @@
         <w:rPr>
           <w:rFonts w:asciiTheme="minorEastAsia" w:hAnsiTheme="minorEastAsia"/>
         </w:rPr>
-        <w:t>本人指定及委託{{exec_rel}}{{exec_name}} ({{exec_en_name}})，香港身份證號碼 {{exec_id}} 作為本遺囑之遺囑執行人 。</w:t>
+        <w:t>本人指定及委託{{</w:t>
+      </w:r>
+      <w:proofErr w:type="spellStart"/>
+      <w:r>
+        <w:rPr>
+          <w:rFonts w:asciiTheme="minorEastAsia" w:hAnsiTheme="minorEastAsia"/>
+        </w:rPr>
+        <w:t>exec_rel</w:t>
+      </w:r>
+      <w:proofErr w:type="spellEnd"/>
+      <w:r>
+        <w:rPr>
+          <w:rFonts w:asciiTheme="minorEastAsia" w:hAnsiTheme="minorEastAsia"/>
+        </w:rPr>
+        <w:t>}}{{</w:t>
+      </w:r>
+      <w:proofErr w:type="spellStart"/>
+      <w:r>
+        <w:rPr>
+          <w:rFonts w:asciiTheme="minorEastAsia" w:hAnsiTheme="minorEastAsia"/>
+        </w:rPr>
+        <w:t>exec_name</w:t>
+      </w:r>
+      <w:proofErr w:type="spellEnd"/>
+      <w:r>
+        <w:rPr>
+          <w:rFonts w:asciiTheme="minorEastAsia" w:hAnsiTheme="minorEastAsia"/>
+        </w:rPr>
+        <w:t>}} ({{</w:t>
+      </w:r>
+      <w:proofErr w:type="spellStart"/>
+      <w:r>
+        <w:rPr>
+          <w:rFonts w:asciiTheme="minorEastAsia" w:hAnsiTheme="minorEastAsia"/>
+        </w:rPr>
+        <w:t>exec_en_name</w:t>
+      </w:r>
+      <w:proofErr w:type="spellEnd"/>
+      <w:r>
+        <w:rPr>
+          <w:rFonts w:asciiTheme="minorEastAsia" w:hAnsiTheme="minorEastAsia"/>
+        </w:rPr>
+        <w:t>}})，香港身份證號碼 {{</w:t>
+      </w:r>
+      <w:proofErr w:type="spellStart"/>
+      <w:r>
+        <w:rPr>
+          <w:rFonts w:asciiTheme="minorEastAsia" w:hAnsiTheme="minorEastAsia"/>
+        </w:rPr>
+        <w:t>exec_id</w:t>
+      </w:r>
+      <w:proofErr w:type="spellEnd"/>
+      <w:r>
+        <w:rPr>
+          <w:rFonts w:asciiTheme="minorEastAsia" w:hAnsiTheme="minorEastAsia"/>
+        </w:rPr>
+        <w:t>}} 作為本遺囑之遺囑執行人 。</w:t>
       </w:r>
     </w:p>
     <w:p>
@@ -222,7 +348,147 @@
         <w:rPr>
           <w:rFonts w:asciiTheme="minorEastAsia" w:hAnsiTheme="minorEastAsia"/>
         </w:rPr>
-        <w:t xml:space="preserve">{% if prop_beneficiaries|length == 1 %}本人將位於 {{ property_address }} 之物業遺贈予 {{ prop_beneficiaries[0].rel }}{{ prop_beneficiaries[0].name }} ({{ prop_beneficiaries[0].en_name }})，香港身份證號碼 {{ prop_beneficiaries[0].id }} 承受及享用； {% else %} 本人將位於 {{ property_address }} 之物業，按下列比例分配： {% for pb in prop_beneficiaries %} </w:t>
+        <w:t xml:space="preserve">{% if </w:t>
+      </w:r>
+      <w:proofErr w:type="spellStart"/>
+      <w:r>
+        <w:rPr>
+          <w:rFonts w:asciiTheme="minorEastAsia" w:hAnsiTheme="minorEastAsia"/>
+        </w:rPr>
+        <w:t>prop_beneficiaries|length</w:t>
+      </w:r>
+      <w:proofErr w:type="spellEnd"/>
+      <w:r>
+        <w:rPr>
+          <w:rFonts w:asciiTheme="minorEastAsia" w:hAnsiTheme="minorEastAsia"/>
+        </w:rPr>
+        <w:t xml:space="preserve"> == 1 %}本人將位於 {{ </w:t>
+      </w:r>
+      <w:proofErr w:type="spellStart"/>
+      <w:r>
+        <w:rPr>
+          <w:rFonts w:asciiTheme="minorEastAsia" w:hAnsiTheme="minorEastAsia"/>
+        </w:rPr>
+        <w:t>property_address</w:t>
+      </w:r>
+      <w:proofErr w:type="spellEnd"/>
+      <w:r>
+        <w:rPr>
+          <w:rFonts w:asciiTheme="minorEastAsia" w:hAnsiTheme="minorEastAsia"/>
+        </w:rPr>
+        <w:t xml:space="preserve"> }} 之物業遺贈予 {{ </w:t>
+      </w:r>
+      <w:proofErr w:type="spellStart"/>
+      <w:r>
+        <w:rPr>
+          <w:rFonts w:asciiTheme="minorEastAsia" w:hAnsiTheme="minorEastAsia"/>
+        </w:rPr>
+        <w:t>prop_beneficiaries</w:t>
+      </w:r>
+      <w:proofErr w:type="spellEnd"/>
+      <w:r>
+        <w:rPr>
+          <w:rFonts w:asciiTheme="minorEastAsia" w:hAnsiTheme="minorEastAsia"/>
+        </w:rPr>
+        <w:t>[0].</w:t>
+      </w:r>
+      <w:proofErr w:type="spellStart"/>
+      <w:r>
+        <w:rPr>
+          <w:rFonts w:asciiTheme="minorEastAsia" w:hAnsiTheme="minorEastAsia"/>
+        </w:rPr>
+        <w:t>rel</w:t>
+      </w:r>
+      <w:proofErr w:type="spellEnd"/>
+      <w:r>
+        <w:rPr>
+          <w:rFonts w:asciiTheme="minorEastAsia" w:hAnsiTheme="minorEastAsia"/>
+        </w:rPr>
+        <w:t xml:space="preserve"> }}{{ </w:t>
+      </w:r>
+      <w:proofErr w:type="spellStart"/>
+      <w:r>
+        <w:rPr>
+          <w:rFonts w:asciiTheme="minorEastAsia" w:hAnsiTheme="minorEastAsia"/>
+        </w:rPr>
+        <w:t>prop_beneficiaries</w:t>
+      </w:r>
+      <w:proofErr w:type="spellEnd"/>
+      <w:r>
+        <w:rPr>
+          <w:rFonts w:asciiTheme="minorEastAsia" w:hAnsiTheme="minorEastAsia"/>
+        </w:rPr>
+        <w:t xml:space="preserve">[0].name }} ({{ </w:t>
+      </w:r>
+      <w:proofErr w:type="spellStart"/>
+      <w:r>
+        <w:rPr>
+          <w:rFonts w:asciiTheme="minorEastAsia" w:hAnsiTheme="minorEastAsia"/>
+        </w:rPr>
+        <w:t>prop_beneficiaries</w:t>
+      </w:r>
+      <w:proofErr w:type="spellEnd"/>
+      <w:r>
+        <w:rPr>
+          <w:rFonts w:asciiTheme="minorEastAsia" w:hAnsiTheme="minorEastAsia"/>
+        </w:rPr>
+        <w:t>[0].</w:t>
+      </w:r>
+      <w:proofErr w:type="spellStart"/>
+      <w:r>
+        <w:rPr>
+          <w:rFonts w:asciiTheme="minorEastAsia" w:hAnsiTheme="minorEastAsia"/>
+        </w:rPr>
+        <w:t>en_name</w:t>
+      </w:r>
+      <w:proofErr w:type="spellEnd"/>
+      <w:r>
+        <w:rPr>
+          <w:rFonts w:asciiTheme="minorEastAsia" w:hAnsiTheme="minorEastAsia"/>
+        </w:rPr>
+        <w:t xml:space="preserve"> }})，香港身份證號碼 {{ </w:t>
+      </w:r>
+      <w:proofErr w:type="spellStart"/>
+      <w:r>
+        <w:rPr>
+          <w:rFonts w:asciiTheme="minorEastAsia" w:hAnsiTheme="minorEastAsia"/>
+        </w:rPr>
+        <w:t>prop_beneficiaries</w:t>
+      </w:r>
+      <w:proofErr w:type="spellEnd"/>
+      <w:r>
+        <w:rPr>
+          <w:rFonts w:asciiTheme="minorEastAsia" w:hAnsiTheme="minorEastAsia"/>
+        </w:rPr>
+        <w:t xml:space="preserve">[0].id }} 承受及享用； {% else %} 本人將位於 {{ </w:t>
+      </w:r>
+      <w:proofErr w:type="spellStart"/>
+      <w:r>
+        <w:rPr>
+          <w:rFonts w:asciiTheme="minorEastAsia" w:hAnsiTheme="minorEastAsia"/>
+        </w:rPr>
+        <w:t>property_address</w:t>
+      </w:r>
+      <w:proofErr w:type="spellEnd"/>
+      <w:r>
+        <w:rPr>
+          <w:rFonts w:asciiTheme="minorEastAsia" w:hAnsiTheme="minorEastAsia"/>
+        </w:rPr>
+        <w:t xml:space="preserve"> }} 之物業，按下列比例分配： {% for pb in </w:t>
+      </w:r>
+      <w:proofErr w:type="spellStart"/>
+      <w:r>
+        <w:rPr>
+          <w:rFonts w:asciiTheme="minorEastAsia" w:hAnsiTheme="minorEastAsia"/>
+        </w:rPr>
+        <w:t>prop_beneficiaries</w:t>
+      </w:r>
+      <w:proofErr w:type="spellEnd"/>
+      <w:r>
+        <w:rPr>
+          <w:rFonts w:asciiTheme="minorEastAsia" w:hAnsiTheme="minorEastAsia"/>
+        </w:rPr>
+        <w:t xml:space="preserve"> %} </w:t>
       </w:r>
     </w:p>
     <w:p>
@@ -249,7 +515,14 @@
         <w:rPr>
           <w:rFonts w:asciiTheme="minorEastAsia" w:hAnsiTheme="minorEastAsia"/>
         </w:rPr>
-        <w:t>{{ loop</w:t>
+        <w:t xml:space="preserve">{{ </w:t>
+      </w:r>
+      <w:proofErr w:type="spellStart"/>
+      <w:r>
+        <w:rPr>
+          <w:rFonts w:asciiTheme="minorEastAsia" w:hAnsiTheme="minorEastAsia"/>
+        </w:rPr>
+        <w:t>loop</w:t>
       </w:r>
       <w:proofErr w:type="gramEnd"/>
       <w:r>
@@ -263,7 +536,14 @@
         <w:rPr>
           <w:rFonts w:asciiTheme="minorEastAsia" w:hAnsiTheme="minorEastAsia"/>
         </w:rPr>
-        <w:t>index }</w:t>
+        <w:t>index</w:t>
+      </w:r>
+      <w:proofErr w:type="spellEnd"/>
+      <w:r>
+        <w:rPr>
+          <w:rFonts w:asciiTheme="minorEastAsia" w:hAnsiTheme="minorEastAsia"/>
+        </w:rPr>
+        <w:t xml:space="preserve"> }</w:t>
       </w:r>
       <w:proofErr w:type="gramEnd"/>
       <w:r>
@@ -277,7 +557,14 @@
         <w:rPr>
           <w:rFonts w:asciiTheme="minorEastAsia" w:hAnsiTheme="minorEastAsia"/>
         </w:rPr>
-        <w:t>{{ pb</w:t>
+        <w:t xml:space="preserve">{{ </w:t>
+      </w:r>
+      <w:proofErr w:type="spellStart"/>
+      <w:r>
+        <w:rPr>
+          <w:rFonts w:asciiTheme="minorEastAsia" w:hAnsiTheme="minorEastAsia"/>
+        </w:rPr>
+        <w:t>pb</w:t>
       </w:r>
       <w:proofErr w:type="gramEnd"/>
       <w:r>
@@ -291,7 +578,14 @@
         <w:rPr>
           <w:rFonts w:asciiTheme="minorEastAsia" w:hAnsiTheme="minorEastAsia"/>
         </w:rPr>
-        <w:t>share }</w:t>
+        <w:t>share</w:t>
+      </w:r>
+      <w:proofErr w:type="spellEnd"/>
+      <w:r>
+        <w:rPr>
+          <w:rFonts w:asciiTheme="minorEastAsia" w:hAnsiTheme="minorEastAsia"/>
+        </w:rPr>
+        <w:t xml:space="preserve"> }</w:t>
       </w:r>
       <w:proofErr w:type="gramEnd"/>
       <w:r>
@@ -305,8 +599,16 @@
         <w:rPr>
           <w:rFonts w:asciiTheme="minorEastAsia" w:hAnsiTheme="minorEastAsia"/>
         </w:rPr>
-        <w:t>{{ pb.rel</w:t>
-      </w:r>
+        <w:t xml:space="preserve">{{ </w:t>
+      </w:r>
+      <w:proofErr w:type="spellStart"/>
+      <w:r>
+        <w:rPr>
+          <w:rFonts w:asciiTheme="minorEastAsia" w:hAnsiTheme="minorEastAsia"/>
+        </w:rPr>
+        <w:t>pb.rel</w:t>
+      </w:r>
+      <w:proofErr w:type="spellEnd"/>
       <w:proofErr w:type="gramEnd"/>
       <w:r>
         <w:rPr>
@@ -333,7 +635,14 @@
         <w:rPr>
           <w:rFonts w:asciiTheme="minorEastAsia" w:hAnsiTheme="minorEastAsia"/>
         </w:rPr>
-        <w:t>{{ pb</w:t>
+        <w:t xml:space="preserve">{{ </w:t>
+      </w:r>
+      <w:proofErr w:type="spellStart"/>
+      <w:r>
+        <w:rPr>
+          <w:rFonts w:asciiTheme="minorEastAsia" w:hAnsiTheme="minorEastAsia"/>
+        </w:rPr>
+        <w:t>pb</w:t>
       </w:r>
       <w:proofErr w:type="gramEnd"/>
       <w:r>
@@ -347,7 +656,14 @@
         <w:rPr>
           <w:rFonts w:asciiTheme="minorEastAsia" w:hAnsiTheme="minorEastAsia"/>
         </w:rPr>
-        <w:t>name }})，</w:t>
+        <w:t>name</w:t>
+      </w:r>
+      <w:proofErr w:type="spellEnd"/>
+      <w:r>
+        <w:rPr>
+          <w:rFonts w:asciiTheme="minorEastAsia" w:hAnsiTheme="minorEastAsia"/>
+        </w:rPr>
+        <w:t xml:space="preserve"> }})，</w:t>
       </w:r>
       <w:proofErr w:type="gramEnd"/>
       <w:r>
@@ -384,12 +700,20 @@
         </w:rPr>
         <w:t xml:space="preserve">% </w:t>
       </w:r>
+      <w:proofErr w:type="spellStart"/>
       <w:proofErr w:type="gramStart"/>
       <w:r>
         <w:rPr>
           <w:rFonts w:asciiTheme="minorEastAsia" w:hAnsiTheme="minorEastAsia"/>
         </w:rPr>
-        <w:t xml:space="preserve">endfor %} </w:t>
+        <w:t>endfor</w:t>
+      </w:r>
+      <w:proofErr w:type="spellEnd"/>
+      <w:r>
+        <w:rPr>
+          <w:rFonts w:asciiTheme="minorEastAsia" w:hAnsiTheme="minorEastAsia"/>
+        </w:rPr>
+        <w:t xml:space="preserve"> %} </w:t>
       </w:r>
       <w:r>
         <w:rPr>
@@ -450,11 +774,109 @@
         </w:rPr>
         <w:t>除上述物業外，本人之全部遺產將按下列比例分配予各受益人：</w:t>
       </w:r>
-      <w:r>
-        <w:rPr>
-          <w:rFonts w:asciiTheme="minorEastAsia" w:hAnsiTheme="minorEastAsia"/>
-        </w:rPr>
-        <w:t>{% for b in beneficiaries %}({{ loop.index }}) {{ b.share }} 遺贈予 {{ b.rel }}{{ b.name }} ({{ b.en_name }})，香港身份證號碼 {{ b.id }} 承受及享用{% if loop.last %}。{% else %}；{% endif %} {% endfor %}</w:t>
+    </w:p>
+    <w:p>
+      <w:pPr>
+        <w:pStyle w:val="ListParagraph"/>
+        <w:tabs>
+          <w:tab w:val="left" w:pos="1134"/>
+        </w:tabs>
+        <w:spacing w:after="0" w:line="240" w:lineRule="auto"/>
+        <w:ind w:left="1134"/>
+        <w:jc w:val="both"/>
+        <w:rPr>
+          <w:rFonts w:asciiTheme="minorEastAsia" w:hAnsiTheme="minorEastAsia"/>
+        </w:rPr>
+      </w:pPr>
+      <w:r>
+        <w:rPr>
+          <w:rFonts w:asciiTheme="minorEastAsia" w:hAnsiTheme="minorEastAsia"/>
+        </w:rPr>
+        <w:t xml:space="preserve">{% for b in beneficiaries %}({{ </w:t>
+      </w:r>
+      <w:proofErr w:type="spellStart"/>
+      <w:r>
+        <w:rPr>
+          <w:rFonts w:asciiTheme="minorEastAsia" w:hAnsiTheme="minorEastAsia"/>
+        </w:rPr>
+        <w:t>loop.index</w:t>
+      </w:r>
+      <w:proofErr w:type="spellEnd"/>
+      <w:r>
+        <w:rPr>
+          <w:rFonts w:asciiTheme="minorEastAsia" w:hAnsiTheme="minorEastAsia"/>
+        </w:rPr>
+        <w:t xml:space="preserve"> }}) {{ </w:t>
+      </w:r>
+      <w:proofErr w:type="spellStart"/>
+      <w:r>
+        <w:rPr>
+          <w:rFonts w:asciiTheme="minorEastAsia" w:hAnsiTheme="minorEastAsia"/>
+        </w:rPr>
+        <w:t>b.share</w:t>
+      </w:r>
+      <w:proofErr w:type="spellEnd"/>
+      <w:r>
+        <w:rPr>
+          <w:rFonts w:asciiTheme="minorEastAsia" w:hAnsiTheme="minorEastAsia"/>
+        </w:rPr>
+        <w:t xml:space="preserve"> }} 遺贈予 {{ </w:t>
+      </w:r>
+      <w:proofErr w:type="spellStart"/>
+      <w:r>
+        <w:rPr>
+          <w:rFonts w:asciiTheme="minorEastAsia" w:hAnsiTheme="minorEastAsia"/>
+        </w:rPr>
+        <w:t>b.rel</w:t>
+      </w:r>
+      <w:proofErr w:type="spellEnd"/>
+      <w:r>
+        <w:rPr>
+          <w:rFonts w:asciiTheme="minorEastAsia" w:hAnsiTheme="minorEastAsia"/>
+        </w:rPr>
+        <w:t xml:space="preserve"> }}{{ b.name }} ({{ </w:t>
+      </w:r>
+      <w:proofErr w:type="spellStart"/>
+      <w:r>
+        <w:rPr>
+          <w:rFonts w:asciiTheme="minorEastAsia" w:hAnsiTheme="minorEastAsia"/>
+        </w:rPr>
+        <w:t>b.en_name</w:t>
+      </w:r>
+      <w:proofErr w:type="spellEnd"/>
+      <w:r>
+        <w:rPr>
+          <w:rFonts w:asciiTheme="minorEastAsia" w:hAnsiTheme="minorEastAsia"/>
+        </w:rPr>
+        <w:t xml:space="preserve"> }})，香港身份證號碼 {{ b.id }} 承受及享用{% if </w:t>
+      </w:r>
+      <w:proofErr w:type="spellStart"/>
+      <w:r>
+        <w:rPr>
+          <w:rFonts w:asciiTheme="minorEastAsia" w:hAnsiTheme="minorEastAsia"/>
+        </w:rPr>
+        <w:t>loop.last</w:t>
+      </w:r>
+      <w:proofErr w:type="spellEnd"/>
+      <w:r>
+        <w:rPr>
+          <w:rFonts w:asciiTheme="minorEastAsia" w:hAnsiTheme="minorEastAsia"/>
+        </w:rPr>
+        <w:t xml:space="preserve"> %}。{% else %}；{% endif %} {% </w:t>
+      </w:r>
+      <w:proofErr w:type="spellStart"/>
+      <w:r>
+        <w:rPr>
+          <w:rFonts w:asciiTheme="minorEastAsia" w:hAnsiTheme="minorEastAsia"/>
+        </w:rPr>
+        <w:t>endfor</w:t>
+      </w:r>
+      <w:proofErr w:type="spellEnd"/>
+      <w:r>
+        <w:rPr>
+          <w:rFonts w:asciiTheme="minorEastAsia" w:hAnsiTheme="minorEastAsia"/>
+        </w:rPr>
+        <w:t xml:space="preserve"> %}</w:t>
       </w:r>
     </w:p>
     <w:p>
@@ -583,7 +1005,21 @@
         <w:rPr>
           <w:rFonts w:asciiTheme="minorEastAsia" w:hAnsiTheme="minorEastAsia"/>
         </w:rPr>
-        <w:t>立遺囑人： {{testator_name}}</w:t>
+        <w:t>立遺囑人： {{</w:t>
+      </w:r>
+      <w:proofErr w:type="spellStart"/>
+      <w:r>
+        <w:rPr>
+          <w:rFonts w:asciiTheme="minorEastAsia" w:hAnsiTheme="minorEastAsia"/>
+        </w:rPr>
+        <w:t>testator_name</w:t>
+      </w:r>
+      <w:proofErr w:type="spellEnd"/>
+      <w:r>
+        <w:rPr>
+          <w:rFonts w:asciiTheme="minorEastAsia" w:hAnsiTheme="minorEastAsia"/>
+        </w:rPr>
+        <w:t>}}</w:t>
       </w:r>
     </w:p>
     <w:p>
@@ -688,7 +1124,35 @@
         <w:rPr>
           <w:rFonts w:asciiTheme="minorEastAsia" w:hAnsiTheme="minorEastAsia"/>
         </w:rPr>
-        <w:t>{{testator_name}}（{{testator_en_name}}）</w:t>
+        <w:t>{{</w:t>
+      </w:r>
+      <w:proofErr w:type="spellStart"/>
+      <w:r>
+        <w:rPr>
+          <w:rFonts w:asciiTheme="minorEastAsia" w:hAnsiTheme="minorEastAsia"/>
+        </w:rPr>
+        <w:t>testator_name</w:t>
+      </w:r>
+      <w:proofErr w:type="spellEnd"/>
+      <w:r>
+        <w:rPr>
+          <w:rFonts w:asciiTheme="minorEastAsia" w:hAnsiTheme="minorEastAsia"/>
+        </w:rPr>
+        <w:t>}}（{{</w:t>
+      </w:r>
+      <w:proofErr w:type="spellStart"/>
+      <w:r>
+        <w:rPr>
+          <w:rFonts w:asciiTheme="minorEastAsia" w:hAnsiTheme="minorEastAsia"/>
+        </w:rPr>
+        <w:t>testator_en_name</w:t>
+      </w:r>
+      <w:proofErr w:type="spellEnd"/>
+      <w:r>
+        <w:rPr>
+          <w:rFonts w:asciiTheme="minorEastAsia" w:hAnsiTheme="minorEastAsia"/>
+        </w:rPr>
+        <w:t>}}）</w:t>
       </w:r>
       <w:r>
         <w:rPr>

--- a/Will_P_M.docx
+++ b/Will_P_M.docx
@@ -792,35 +792,126 @@
         <w:rPr>
           <w:rFonts w:asciiTheme="minorEastAsia" w:hAnsiTheme="minorEastAsia"/>
         </w:rPr>
-        <w:t xml:space="preserve">{% for b in beneficiaries %}({{ </w:t>
+        <w:t xml:space="preserve">{% for b in </w:t>
+      </w:r>
+      <w:proofErr w:type="gramStart"/>
+      <w:r>
+        <w:rPr>
+          <w:rFonts w:asciiTheme="minorEastAsia" w:hAnsiTheme="minorEastAsia"/>
+        </w:rPr>
+        <w:t>beneficiaries %}</w:t>
+      </w:r>
+      <w:proofErr w:type="gramEnd"/>
+    </w:p>
+    <w:p>
+      <w:pPr>
+        <w:pStyle w:val="ListParagraph"/>
+        <w:tabs>
+          <w:tab w:val="left" w:pos="1134"/>
+        </w:tabs>
+        <w:spacing w:after="0" w:line="240" w:lineRule="auto"/>
+        <w:ind w:left="1134"/>
+        <w:jc w:val="both"/>
+        <w:rPr>
+          <w:rFonts w:asciiTheme="minorEastAsia" w:hAnsiTheme="minorEastAsia"/>
+        </w:rPr>
+      </w:pPr>
+      <w:r>
+        <w:rPr>
+          <w:rFonts w:asciiTheme="minorEastAsia" w:hAnsiTheme="minorEastAsia"/>
+        </w:rPr>
+        <w:t>(</w:t>
+      </w:r>
+      <w:proofErr w:type="gramStart"/>
+      <w:r>
+        <w:rPr>
+          <w:rFonts w:asciiTheme="minorEastAsia" w:hAnsiTheme="minorEastAsia"/>
+        </w:rPr>
+        <w:t xml:space="preserve">{{ </w:t>
       </w:r>
       <w:proofErr w:type="spellStart"/>
       <w:r>
         <w:rPr>
           <w:rFonts w:asciiTheme="minorEastAsia" w:hAnsiTheme="minorEastAsia"/>
         </w:rPr>
-        <w:t>loop.index</w:t>
+        <w:t>loop</w:t>
+      </w:r>
+      <w:proofErr w:type="gramEnd"/>
+      <w:r>
+        <w:rPr>
+          <w:rFonts w:asciiTheme="minorEastAsia" w:hAnsiTheme="minorEastAsia"/>
+        </w:rPr>
+        <w:t>.</w:t>
+      </w:r>
+      <w:proofErr w:type="gramStart"/>
+      <w:r>
+        <w:rPr>
+          <w:rFonts w:asciiTheme="minorEastAsia" w:hAnsiTheme="minorEastAsia"/>
+        </w:rPr>
+        <w:t>index</w:t>
       </w:r>
       <w:proofErr w:type="spellEnd"/>
       <w:r>
         <w:rPr>
           <w:rFonts w:asciiTheme="minorEastAsia" w:hAnsiTheme="minorEastAsia"/>
         </w:rPr>
-        <w:t xml:space="preserve"> }}) {{ </w:t>
+        <w:t xml:space="preserve"> }</w:t>
+      </w:r>
+      <w:proofErr w:type="gramEnd"/>
+      <w:r>
+        <w:rPr>
+          <w:rFonts w:asciiTheme="minorEastAsia" w:hAnsiTheme="minorEastAsia"/>
+        </w:rPr>
+        <w:t xml:space="preserve">}) </w:t>
+      </w:r>
+      <w:proofErr w:type="gramStart"/>
+      <w:r>
+        <w:rPr>
+          <w:rFonts w:asciiTheme="minorEastAsia" w:hAnsiTheme="minorEastAsia"/>
+        </w:rPr>
+        <w:t xml:space="preserve">{{ </w:t>
       </w:r>
       <w:proofErr w:type="spellStart"/>
       <w:r>
         <w:rPr>
           <w:rFonts w:asciiTheme="minorEastAsia" w:hAnsiTheme="minorEastAsia"/>
         </w:rPr>
-        <w:t>b.share</w:t>
+        <w:t>b</w:t>
+      </w:r>
+      <w:proofErr w:type="gramEnd"/>
+      <w:r>
+        <w:rPr>
+          <w:rFonts w:asciiTheme="minorEastAsia" w:hAnsiTheme="minorEastAsia"/>
+        </w:rPr>
+        <w:t>.</w:t>
+      </w:r>
+      <w:proofErr w:type="gramStart"/>
+      <w:r>
+        <w:rPr>
+          <w:rFonts w:asciiTheme="minorEastAsia" w:hAnsiTheme="minorEastAsia"/>
+        </w:rPr>
+        <w:t>share</w:t>
       </w:r>
       <w:proofErr w:type="spellEnd"/>
       <w:r>
         <w:rPr>
           <w:rFonts w:asciiTheme="minorEastAsia" w:hAnsiTheme="minorEastAsia"/>
         </w:rPr>
-        <w:t xml:space="preserve"> }} 遺贈予 {{ </w:t>
+        <w:t xml:space="preserve"> }</w:t>
+      </w:r>
+      <w:proofErr w:type="gramEnd"/>
+      <w:r>
+        <w:rPr>
+          <w:rFonts w:asciiTheme="minorEastAsia" w:hAnsiTheme="minorEastAsia"/>
+        </w:rPr>
+        <w:t xml:space="preserve">} 遺贈予 </w:t>
+      </w:r>
+      <w:proofErr w:type="gramStart"/>
+      <w:r>
+        <w:rPr>
+          <w:rFonts w:asciiTheme="minorEastAsia" w:hAnsiTheme="minorEastAsia"/>
+        </w:rPr>
+        <w:t xml:space="preserve">{{ </w:t>
       </w:r>
       <w:proofErr w:type="spellStart"/>
       <w:r>
@@ -830,27 +921,127 @@
         <w:t>b.rel</w:t>
       </w:r>
       <w:proofErr w:type="spellEnd"/>
-      <w:r>
-        <w:rPr>
-          <w:rFonts w:asciiTheme="minorEastAsia" w:hAnsiTheme="minorEastAsia"/>
-        </w:rPr>
-        <w:t xml:space="preserve"> }}{{ b.name }} ({{ </w:t>
+      <w:proofErr w:type="gramEnd"/>
+      <w:r>
+        <w:rPr>
+          <w:rFonts w:asciiTheme="minorEastAsia" w:hAnsiTheme="minorEastAsia"/>
+        </w:rPr>
+        <w:t xml:space="preserve"> </w:t>
+      </w:r>
+      <w:proofErr w:type="gramStart"/>
+      <w:r>
+        <w:rPr>
+          <w:rFonts w:asciiTheme="minorEastAsia" w:hAnsiTheme="minorEastAsia"/>
+        </w:rPr>
+        <w:t>}}{{ b</w:t>
+      </w:r>
+      <w:proofErr w:type="gramEnd"/>
+      <w:r>
+        <w:rPr>
+          <w:rFonts w:asciiTheme="minorEastAsia" w:hAnsiTheme="minorEastAsia"/>
+        </w:rPr>
+        <w:t>.</w:t>
+      </w:r>
+      <w:proofErr w:type="gramStart"/>
+      <w:r>
+        <w:rPr>
+          <w:rFonts w:asciiTheme="minorEastAsia" w:hAnsiTheme="minorEastAsia"/>
+        </w:rPr>
+        <w:t>name }</w:t>
+      </w:r>
+      <w:proofErr w:type="gramEnd"/>
+      <w:r>
+        <w:rPr>
+          <w:rFonts w:asciiTheme="minorEastAsia" w:hAnsiTheme="minorEastAsia"/>
+        </w:rPr>
+        <w:t>} (</w:t>
+      </w:r>
+      <w:proofErr w:type="gramStart"/>
+      <w:r>
+        <w:rPr>
+          <w:rFonts w:asciiTheme="minorEastAsia" w:hAnsiTheme="minorEastAsia"/>
+        </w:rPr>
+        <w:t xml:space="preserve">{{ </w:t>
       </w:r>
       <w:proofErr w:type="spellStart"/>
       <w:r>
         <w:rPr>
           <w:rFonts w:asciiTheme="minorEastAsia" w:hAnsiTheme="minorEastAsia"/>
         </w:rPr>
-        <w:t>b.en_name</w:t>
+        <w:t>b</w:t>
+      </w:r>
+      <w:proofErr w:type="gramEnd"/>
+      <w:r>
+        <w:rPr>
+          <w:rFonts w:asciiTheme="minorEastAsia" w:hAnsiTheme="minorEastAsia"/>
+        </w:rPr>
+        <w:t>.en_</w:t>
+      </w:r>
+      <w:proofErr w:type="gramStart"/>
+      <w:r>
+        <w:rPr>
+          <w:rFonts w:asciiTheme="minorEastAsia" w:hAnsiTheme="minorEastAsia"/>
+        </w:rPr>
+        <w:t>name</w:t>
       </w:r>
       <w:proofErr w:type="spellEnd"/>
       <w:r>
         <w:rPr>
           <w:rFonts w:asciiTheme="minorEastAsia" w:hAnsiTheme="minorEastAsia"/>
         </w:rPr>
-        <w:t xml:space="preserve"> }})，香港身份證號碼 {{ b.id }} 承受及享用{% if </w:t>
+        <w:t xml:space="preserve"> }})，</w:t>
+      </w:r>
+      <w:proofErr w:type="gramEnd"/>
+      <w:r>
+        <w:rPr>
+          <w:rFonts w:asciiTheme="minorEastAsia" w:hAnsiTheme="minorEastAsia"/>
+        </w:rPr>
+        <w:t xml:space="preserve">香港身份證號碼 </w:t>
+      </w:r>
+      <w:proofErr w:type="gramStart"/>
+      <w:r>
+        <w:rPr>
+          <w:rFonts w:asciiTheme="minorEastAsia" w:hAnsiTheme="minorEastAsia"/>
+        </w:rPr>
+        <w:t>{{ b</w:t>
+      </w:r>
+      <w:proofErr w:type="gramEnd"/>
+      <w:r>
+        <w:rPr>
+          <w:rFonts w:asciiTheme="minorEastAsia" w:hAnsiTheme="minorEastAsia"/>
+        </w:rPr>
+        <w:t>.</w:t>
+      </w:r>
+      <w:proofErr w:type="gramStart"/>
+      <w:r>
+        <w:rPr>
+          <w:rFonts w:asciiTheme="minorEastAsia" w:hAnsiTheme="minorEastAsia"/>
+        </w:rPr>
+        <w:t>id }</w:t>
+      </w:r>
+      <w:proofErr w:type="gramEnd"/>
+      <w:r>
+        <w:rPr>
+          <w:rFonts w:asciiTheme="minorEastAsia" w:hAnsiTheme="minorEastAsia"/>
+        </w:rPr>
+        <w:t xml:space="preserve">} </w:t>
+      </w:r>
+      <w:proofErr w:type="gramStart"/>
+      <w:r>
+        <w:rPr>
+          <w:rFonts w:asciiTheme="minorEastAsia" w:hAnsiTheme="minorEastAsia"/>
+        </w:rPr>
+        <w:t>承受及享用{</w:t>
+      </w:r>
+      <w:proofErr w:type="gramEnd"/>
+      <w:r>
+        <w:rPr>
+          <w:rFonts w:asciiTheme="minorEastAsia" w:hAnsiTheme="minorEastAsia"/>
+        </w:rPr>
+        <w:t xml:space="preserve">% if </w:t>
       </w:r>
       <w:proofErr w:type="spellStart"/>
+      <w:proofErr w:type="gramStart"/>
       <w:r>
         <w:rPr>
           <w:rFonts w:asciiTheme="minorEastAsia" w:hAnsiTheme="minorEastAsia"/>
@@ -858,11 +1049,40 @@
         <w:t>loop.last</w:t>
       </w:r>
       <w:proofErr w:type="spellEnd"/>
-      <w:r>
-        <w:rPr>
-          <w:rFonts w:asciiTheme="minorEastAsia" w:hAnsiTheme="minorEastAsia"/>
-        </w:rPr>
-        <w:t xml:space="preserve"> %}。{% else %}；{% endif %} {% </w:t>
+      <w:proofErr w:type="gramEnd"/>
+      <w:r>
+        <w:rPr>
+          <w:rFonts w:asciiTheme="minorEastAsia" w:hAnsiTheme="minorEastAsia"/>
+        </w:rPr>
+        <w:t xml:space="preserve"> </w:t>
+      </w:r>
+      <w:proofErr w:type="gramStart"/>
+      <w:r>
+        <w:rPr>
+          <w:rFonts w:asciiTheme="minorEastAsia" w:hAnsiTheme="minorEastAsia"/>
+        </w:rPr>
+        <w:t>%}。</w:t>
+      </w:r>
+      <w:proofErr w:type="gramEnd"/>
+      <w:r>
+        <w:rPr>
+          <w:rFonts w:asciiTheme="minorEastAsia" w:hAnsiTheme="minorEastAsia"/>
+        </w:rPr>
+        <w:t xml:space="preserve">{% else </w:t>
+      </w:r>
+      <w:proofErr w:type="gramStart"/>
+      <w:r>
+        <w:rPr>
+          <w:rFonts w:asciiTheme="minorEastAsia" w:hAnsiTheme="minorEastAsia"/>
+        </w:rPr>
+        <w:t>%}；</w:t>
+      </w:r>
+      <w:proofErr w:type="gramEnd"/>
+      <w:r>
+        <w:rPr>
+          <w:rFonts w:asciiTheme="minorEastAsia" w:hAnsiTheme="minorEastAsia"/>
+        </w:rPr>
+        <w:t xml:space="preserve">{% endif %} {% </w:t>
       </w:r>
       <w:proofErr w:type="spellStart"/>
       <w:r>
@@ -1322,7 +1542,6 @@
               <w:rPr>
                 <w:rFonts w:asciiTheme="minorEastAsia" w:hAnsiTheme="minorEastAsia"/>
               </w:rPr>
-              <w:lastRenderedPageBreak/>
               <w:t>____________________</w:t>
             </w:r>
           </w:p>

--- a/Will_P_M.docx
+++ b/Will_P_M.docx
@@ -4,7 +4,7 @@
   <w:body>
     <w:p>
       <w:pPr>
-        <w:spacing w:after="0" w:line="240" w:lineRule="auto"/>
+        <w:spacing w:after="0" w:line="216" w:lineRule="auto"/>
         <w:jc w:val="center"/>
         <w:rPr>
           <w:rFonts w:asciiTheme="minorEastAsia" w:hAnsiTheme="minorEastAsia"/>
@@ -33,7 +33,7 @@
     </w:p>
     <w:p>
       <w:pPr>
-        <w:spacing w:after="0" w:line="240" w:lineRule="auto"/>
+        <w:spacing w:after="0" w:line="216" w:lineRule="auto"/>
         <w:jc w:val="center"/>
         <w:rPr>
           <w:rFonts w:asciiTheme="minorEastAsia" w:hAnsiTheme="minorEastAsia"/>
@@ -44,7 +44,7 @@
     </w:p>
     <w:p>
       <w:pPr>
-        <w:spacing w:after="0" w:line="240" w:lineRule="auto"/>
+        <w:spacing w:after="0" w:line="216" w:lineRule="auto"/>
         <w:jc w:val="both"/>
         <w:rPr>
           <w:rFonts w:asciiTheme="minorEastAsia" w:hAnsiTheme="minorEastAsia"/>
@@ -143,7 +143,7 @@
     </w:p>
     <w:p>
       <w:pPr>
-        <w:spacing w:after="0" w:line="240" w:lineRule="auto"/>
+        <w:spacing w:after="0" w:line="216" w:lineRule="auto"/>
         <w:jc w:val="both"/>
         <w:rPr>
           <w:rFonts w:asciiTheme="minorEastAsia" w:hAnsiTheme="minorEastAsia"/>
@@ -157,7 +157,7 @@
           <w:ilvl w:val="0"/>
           <w:numId w:val="1"/>
         </w:numPr>
-        <w:spacing w:after="0" w:line="240" w:lineRule="auto"/>
+        <w:spacing w:after="0" w:line="216" w:lineRule="auto"/>
         <w:ind w:left="567" w:hanging="567"/>
         <w:jc w:val="both"/>
         <w:rPr>
@@ -174,7 +174,7 @@
     <w:p>
       <w:pPr>
         <w:pStyle w:val="ListParagraph"/>
-        <w:spacing w:after="0" w:line="240" w:lineRule="auto"/>
+        <w:spacing w:after="0" w:line="216" w:lineRule="auto"/>
         <w:ind w:left="567"/>
         <w:jc w:val="both"/>
         <w:rPr>
@@ -189,7 +189,7 @@
           <w:ilvl w:val="0"/>
           <w:numId w:val="1"/>
         </w:numPr>
-        <w:spacing w:after="0" w:line="240" w:lineRule="auto"/>
+        <w:spacing w:after="0" w:line="216" w:lineRule="auto"/>
         <w:ind w:left="567" w:hanging="567"/>
         <w:jc w:val="both"/>
         <w:rPr>
@@ -262,7 +262,7 @@
     <w:p>
       <w:pPr>
         <w:pStyle w:val="ListParagraph"/>
-        <w:spacing w:line="240" w:lineRule="auto"/>
+        <w:spacing w:line="216" w:lineRule="auto"/>
         <w:jc w:val="both"/>
         <w:rPr>
           <w:rFonts w:asciiTheme="minorEastAsia" w:hAnsiTheme="minorEastAsia"/>
@@ -276,7 +276,7 @@
           <w:ilvl w:val="0"/>
           <w:numId w:val="1"/>
         </w:numPr>
-        <w:spacing w:after="0" w:line="240" w:lineRule="auto"/>
+        <w:spacing w:after="0" w:line="216" w:lineRule="auto"/>
         <w:ind w:left="567" w:hanging="567"/>
         <w:jc w:val="both"/>
         <w:rPr>
@@ -320,7 +320,7 @@
     </w:p>
     <w:p>
       <w:pPr>
-        <w:spacing w:after="0" w:line="240" w:lineRule="auto"/>
+        <w:spacing w:after="0" w:line="216" w:lineRule="auto"/>
         <w:jc w:val="both"/>
         <w:rPr>
           <w:rFonts w:asciiTheme="minorEastAsia" w:hAnsiTheme="minorEastAsia"/>
@@ -337,7 +337,7 @@
         <w:tabs>
           <w:tab w:val="left" w:pos="1134"/>
         </w:tabs>
-        <w:spacing w:after="0" w:line="240" w:lineRule="auto"/>
+        <w:spacing w:after="0" w:line="216" w:lineRule="auto"/>
         <w:ind w:left="1134" w:hanging="567"/>
         <w:jc w:val="both"/>
         <w:rPr>
@@ -497,7 +497,7 @@
         <w:tabs>
           <w:tab w:val="left" w:pos="1134"/>
         </w:tabs>
-        <w:spacing w:after="0" w:line="240" w:lineRule="auto"/>
+        <w:spacing w:after="0" w:line="216" w:lineRule="auto"/>
         <w:ind w:left="1134"/>
         <w:jc w:val="both"/>
         <w:rPr>
@@ -743,7 +743,7 @@
         <w:tabs>
           <w:tab w:val="left" w:pos="1134"/>
         </w:tabs>
-        <w:spacing w:after="0" w:line="240" w:lineRule="auto"/>
+        <w:spacing w:after="0" w:line="216" w:lineRule="auto"/>
         <w:ind w:left="1134"/>
         <w:jc w:val="both"/>
         <w:rPr>
@@ -761,7 +761,7 @@
         <w:tabs>
           <w:tab w:val="left" w:pos="1134"/>
         </w:tabs>
-        <w:spacing w:after="0" w:line="240" w:lineRule="auto"/>
+        <w:spacing w:after="0" w:line="216" w:lineRule="auto"/>
         <w:ind w:left="1134" w:hanging="567"/>
         <w:jc w:val="both"/>
         <w:rPr>
@@ -774,6 +774,20 @@
         </w:rPr>
         <w:t>除上述物業外，本人之全部遺產將按下列比例分配予各受益人：</w:t>
       </w:r>
+      <w:r>
+        <w:rPr>
+          <w:rFonts w:asciiTheme="minorEastAsia" w:hAnsiTheme="minorEastAsia"/>
+        </w:rPr>
+        <w:t xml:space="preserve">{% for b in </w:t>
+      </w:r>
+      <w:proofErr w:type="gramStart"/>
+      <w:r>
+        <w:rPr>
+          <w:rFonts w:asciiTheme="minorEastAsia" w:hAnsiTheme="minorEastAsia"/>
+        </w:rPr>
+        <w:t>beneficiaries %}</w:t>
+      </w:r>
+      <w:proofErr w:type="gramEnd"/>
     </w:p>
     <w:p>
       <w:pPr>
@@ -781,7 +795,7 @@
         <w:tabs>
           <w:tab w:val="left" w:pos="1134"/>
         </w:tabs>
-        <w:spacing w:after="0" w:line="240" w:lineRule="auto"/>
+        <w:spacing w:after="0" w:line="216" w:lineRule="auto"/>
         <w:ind w:left="1134"/>
         <w:jc w:val="both"/>
         <w:rPr>
@@ -792,34 +806,6 @@
         <w:rPr>
           <w:rFonts w:asciiTheme="minorEastAsia" w:hAnsiTheme="minorEastAsia"/>
         </w:rPr>
-        <w:t xml:space="preserve">{% for b in </w:t>
-      </w:r>
-      <w:proofErr w:type="gramStart"/>
-      <w:r>
-        <w:rPr>
-          <w:rFonts w:asciiTheme="minorEastAsia" w:hAnsiTheme="minorEastAsia"/>
-        </w:rPr>
-        <w:t>beneficiaries %}</w:t>
-      </w:r>
-      <w:proofErr w:type="gramEnd"/>
-    </w:p>
-    <w:p>
-      <w:pPr>
-        <w:pStyle w:val="ListParagraph"/>
-        <w:tabs>
-          <w:tab w:val="left" w:pos="1134"/>
-        </w:tabs>
-        <w:spacing w:after="0" w:line="240" w:lineRule="auto"/>
-        <w:ind w:left="1134"/>
-        <w:jc w:val="both"/>
-        <w:rPr>
-          <w:rFonts w:asciiTheme="minorEastAsia" w:hAnsiTheme="minorEastAsia"/>
-        </w:rPr>
-      </w:pPr>
-      <w:r>
-        <w:rPr>
-          <w:rFonts w:asciiTheme="minorEastAsia" w:hAnsiTheme="minorEastAsia"/>
-        </w:rPr>
         <w:t>(</w:t>
       </w:r>
       <w:proofErr w:type="gramStart"/>
@@ -1101,15 +1087,15 @@
     </w:p>
     <w:p>
       <w:pPr>
-        <w:spacing w:after="0" w:line="240" w:lineRule="auto"/>
-        <w:rPr>
-          <w:rFonts w:asciiTheme="minorEastAsia" w:hAnsiTheme="minorEastAsia"/>
-        </w:rPr>
-      </w:pPr>
-    </w:p>
-    <w:p>
-      <w:pPr>
-        <w:spacing w:after="0" w:line="240" w:lineRule="auto"/>
+        <w:spacing w:after="0" w:line="216" w:lineRule="auto"/>
+        <w:rPr>
+          <w:rFonts w:asciiTheme="minorEastAsia" w:hAnsiTheme="minorEastAsia"/>
+        </w:rPr>
+      </w:pPr>
+    </w:p>
+    <w:p>
+      <w:pPr>
+        <w:spacing w:after="0" w:line="216" w:lineRule="auto"/>
         <w:rPr>
           <w:rFonts w:asciiTheme="minorEastAsia" w:hAnsiTheme="minorEastAsia"/>
         </w:rPr>
@@ -1159,6 +1145,7 @@
           </w:tcPr>
           <w:p>
             <w:pPr>
+              <w:spacing w:line="216" w:lineRule="auto"/>
               <w:rPr>
                 <w:rFonts w:asciiTheme="minorEastAsia" w:hAnsiTheme="minorEastAsia"/>
                 <w:b/>
@@ -1168,6 +1155,7 @@
           </w:p>
           <w:p>
             <w:pPr>
+              <w:spacing w:line="216" w:lineRule="auto"/>
               <w:rPr>
                 <w:rFonts w:asciiTheme="minorEastAsia" w:hAnsiTheme="minorEastAsia"/>
                 <w:b/>
@@ -1177,6 +1165,7 @@
           </w:p>
           <w:p>
             <w:pPr>
+              <w:spacing w:line="216" w:lineRule="auto"/>
               <w:rPr>
                 <w:rFonts w:asciiTheme="minorEastAsia" w:hAnsiTheme="minorEastAsia"/>
                 <w:b/>
@@ -1186,6 +1175,7 @@
           </w:p>
           <w:p>
             <w:pPr>
+              <w:spacing w:line="216" w:lineRule="auto"/>
               <w:rPr>
                 <w:rFonts w:asciiTheme="minorEastAsia" w:hAnsiTheme="minorEastAsia"/>
                 <w:b/>
@@ -1198,7 +1188,7 @@
     </w:tbl>
     <w:p>
       <w:pPr>
-        <w:spacing w:after="0" w:line="240" w:lineRule="auto"/>
+        <w:spacing w:after="0" w:line="216" w:lineRule="auto"/>
         <w:rPr>
           <w:rFonts w:asciiTheme="minorEastAsia" w:hAnsiTheme="minorEastAsia"/>
           <w:b/>
@@ -1216,7 +1206,7 @@
     </w:p>
     <w:p>
       <w:pPr>
-        <w:spacing w:after="0" w:line="240" w:lineRule="auto"/>
+        <w:spacing w:after="0" w:line="216" w:lineRule="auto"/>
         <w:rPr>
           <w:rFonts w:asciiTheme="minorEastAsia" w:hAnsiTheme="minorEastAsia"/>
         </w:rPr>
@@ -1244,7 +1234,7 @@
     </w:p>
     <w:p>
       <w:pPr>
-        <w:spacing w:after="0" w:line="240" w:lineRule="auto"/>
+        <w:spacing w:after="0" w:line="216" w:lineRule="auto"/>
         <w:rPr>
           <w:rFonts w:asciiTheme="minorEastAsia" w:hAnsiTheme="minorEastAsia"/>
         </w:rPr>
@@ -1307,15 +1297,16 @@
     </w:p>
     <w:p>
       <w:pPr>
-        <w:spacing w:after="0" w:line="240" w:lineRule="auto"/>
-        <w:rPr>
-          <w:rFonts w:asciiTheme="minorEastAsia" w:hAnsiTheme="minorEastAsia"/>
-        </w:rPr>
-      </w:pPr>
-    </w:p>
-    <w:p>
-      <w:pPr>
-        <w:spacing w:after="0" w:line="240" w:lineRule="auto"/>
+        <w:spacing w:after="0" w:line="216" w:lineRule="auto"/>
+        <w:rPr>
+          <w:rFonts w:asciiTheme="minorEastAsia" w:hAnsiTheme="minorEastAsia"/>
+        </w:rPr>
+      </w:pPr>
+    </w:p>
+    <w:p>
+      <w:pPr>
+        <w:spacing w:after="0" w:line="216" w:lineRule="auto"/>
+        <w:jc w:val="both"/>
         <w:rPr>
           <w:rFonts w:asciiTheme="minorEastAsia" w:hAnsiTheme="minorEastAsia"/>
         </w:rPr>
@@ -1425,7 +1416,7 @@
     </w:p>
     <w:p>
       <w:pPr>
-        <w:spacing w:after="0" w:line="240" w:lineRule="auto"/>
+        <w:spacing w:after="0" w:line="216" w:lineRule="auto"/>
         <w:rPr>
           <w:rFonts w:asciiTheme="minorEastAsia" w:hAnsiTheme="minorEastAsia"/>
         </w:rPr>
@@ -1451,7 +1442,7 @@
           </w:tcPr>
           <w:p>
             <w:pPr>
-              <w:spacing w:after="0" w:line="240" w:lineRule="auto"/>
+              <w:spacing w:after="0" w:line="216" w:lineRule="auto"/>
               <w:jc w:val="center"/>
               <w:rPr>
                 <w:rFonts w:asciiTheme="minorEastAsia" w:hAnsiTheme="minorEastAsia"/>
@@ -1471,7 +1462,7 @@
           </w:tcPr>
           <w:p>
             <w:pPr>
-              <w:spacing w:after="0" w:line="240" w:lineRule="auto"/>
+              <w:spacing w:after="0" w:line="216" w:lineRule="auto"/>
               <w:jc w:val="center"/>
               <w:rPr>
                 <w:rFonts w:asciiTheme="minorEastAsia" w:hAnsiTheme="minorEastAsia"/>
@@ -1493,7 +1484,7 @@
           </w:tcPr>
           <w:p>
             <w:pPr>
-              <w:spacing w:after="0" w:line="240" w:lineRule="auto"/>
+              <w:spacing w:after="0" w:line="216" w:lineRule="auto"/>
               <w:jc w:val="center"/>
               <w:rPr>
                 <w:rFonts w:asciiTheme="minorEastAsia" w:hAnsiTheme="minorEastAsia"/>
@@ -1502,7 +1493,7 @@
           </w:p>
           <w:p>
             <w:pPr>
-              <w:spacing w:after="0" w:line="240" w:lineRule="auto"/>
+              <w:spacing w:after="0" w:line="216" w:lineRule="auto"/>
               <w:jc w:val="center"/>
               <w:rPr>
                 <w:rFonts w:asciiTheme="minorEastAsia" w:hAnsiTheme="minorEastAsia"/>
@@ -1516,7 +1507,7 @@
           </w:tcPr>
           <w:p>
             <w:pPr>
-              <w:spacing w:after="0" w:line="240" w:lineRule="auto"/>
+              <w:spacing w:after="0" w:line="216" w:lineRule="auto"/>
               <w:jc w:val="center"/>
               <w:rPr>
                 <w:rFonts w:asciiTheme="minorEastAsia" w:hAnsiTheme="minorEastAsia"/>
@@ -1532,7 +1523,7 @@
           </w:tcPr>
           <w:p>
             <w:pPr>
-              <w:spacing w:after="0" w:line="240" w:lineRule="auto"/>
+              <w:spacing w:after="0" w:line="216" w:lineRule="auto"/>
               <w:jc w:val="center"/>
               <w:rPr>
                 <w:rFonts w:asciiTheme="minorEastAsia" w:hAnsiTheme="minorEastAsia"/>
@@ -1552,7 +1543,7 @@
           </w:tcPr>
           <w:p>
             <w:pPr>
-              <w:spacing w:after="0" w:line="240" w:lineRule="auto"/>
+              <w:spacing w:after="0" w:line="216" w:lineRule="auto"/>
               <w:jc w:val="center"/>
               <w:rPr>
                 <w:rFonts w:asciiTheme="minorEastAsia" w:hAnsiTheme="minorEastAsia"/>
@@ -1574,7 +1565,7 @@
           </w:tcPr>
           <w:p>
             <w:pPr>
-              <w:spacing w:after="0" w:line="240" w:lineRule="auto"/>
+              <w:spacing w:after="0" w:line="216" w:lineRule="auto"/>
               <w:jc w:val="center"/>
               <w:rPr>
                 <w:rFonts w:asciiTheme="minorEastAsia" w:hAnsiTheme="minorEastAsia"/>
@@ -1606,7 +1597,7 @@
           </w:tcPr>
           <w:p>
             <w:pPr>
-              <w:spacing w:after="0" w:line="240" w:lineRule="auto"/>
+              <w:spacing w:after="0" w:line="216" w:lineRule="auto"/>
               <w:jc w:val="center"/>
               <w:rPr>
                 <w:rFonts w:asciiTheme="minorEastAsia" w:hAnsiTheme="minorEastAsia"/>

--- a/Will_P_M.docx
+++ b/Will_P_M.docx
@@ -18,28 +18,18 @@
           <w:b/>
           <w:bCs/>
         </w:rPr>
-        <w:t xml:space="preserve">遺 </w:t>
-      </w:r>
-      <w:proofErr w:type="gramStart"/>
-      <w:r>
+        <w:t>遺 囑</w:t>
+      </w:r>
+    </w:p>
+    <w:p>
+      <w:pPr>
+        <w:spacing w:after="0" w:line="216" w:lineRule="auto"/>
+        <w:jc w:val="center"/>
         <w:rPr>
           <w:rFonts w:asciiTheme="minorEastAsia" w:hAnsiTheme="minorEastAsia"/>
           <w:b/>
           <w:bCs/>
         </w:rPr>
-        <w:t>囑</w:t>
-      </w:r>
-      <w:proofErr w:type="gramEnd"/>
-    </w:p>
-    <w:p>
-      <w:pPr>
-        <w:spacing w:after="0" w:line="216" w:lineRule="auto"/>
-        <w:jc w:val="center"/>
-        <w:rPr>
-          <w:rFonts w:asciiTheme="minorEastAsia" w:hAnsiTheme="minorEastAsia"/>
-          <w:b/>
-          <w:bCs/>
-        </w:rPr>
       </w:pPr>
     </w:p>
     <w:p>
@@ -54,91 +44,7 @@
         <w:rPr>
           <w:rFonts w:asciiTheme="minorEastAsia" w:hAnsiTheme="minorEastAsia"/>
         </w:rPr>
-        <w:t>本人{{</w:t>
-      </w:r>
-      <w:proofErr w:type="spellStart"/>
-      <w:r>
-        <w:rPr>
-          <w:rFonts w:asciiTheme="minorEastAsia" w:hAnsiTheme="minorEastAsia"/>
-        </w:rPr>
-        <w:t>testator_name</w:t>
-      </w:r>
-      <w:proofErr w:type="spellEnd"/>
-      <w:r>
-        <w:rPr>
-          <w:rFonts w:asciiTheme="minorEastAsia" w:hAnsiTheme="minorEastAsia"/>
-        </w:rPr>
-        <w:t>}}（{{</w:t>
-      </w:r>
-      <w:proofErr w:type="spellStart"/>
-      <w:r>
-        <w:rPr>
-          <w:rFonts w:asciiTheme="minorEastAsia" w:hAnsiTheme="minorEastAsia"/>
-        </w:rPr>
-        <w:t>testator_en_name</w:t>
-      </w:r>
-      <w:proofErr w:type="spellEnd"/>
-      <w:r>
-        <w:rPr>
-          <w:rFonts w:asciiTheme="minorEastAsia" w:hAnsiTheme="minorEastAsia"/>
-        </w:rPr>
-        <w:t>}}），香港身份證號碼 {{</w:t>
-      </w:r>
-      <w:proofErr w:type="spellStart"/>
-      <w:r>
-        <w:rPr>
-          <w:rFonts w:asciiTheme="minorEastAsia" w:hAnsiTheme="minorEastAsia"/>
-        </w:rPr>
-        <w:t>testator_id</w:t>
-      </w:r>
-      <w:proofErr w:type="spellEnd"/>
-      <w:r>
-        <w:rPr>
-          <w:rFonts w:asciiTheme="minorEastAsia" w:hAnsiTheme="minorEastAsia"/>
-        </w:rPr>
-        <w:t>}}，現居於{{</w:t>
-      </w:r>
-      <w:proofErr w:type="spellStart"/>
-      <w:r>
-        <w:rPr>
-          <w:rFonts w:asciiTheme="minorEastAsia" w:hAnsiTheme="minorEastAsia"/>
-        </w:rPr>
-        <w:t>testator_address</w:t>
-      </w:r>
-      <w:proofErr w:type="spellEnd"/>
-      <w:r>
-        <w:rPr>
-          <w:rFonts w:asciiTheme="minorEastAsia" w:hAnsiTheme="minorEastAsia"/>
-        </w:rPr>
-        <w:t>}}，婚姻狀況為{{</w:t>
-      </w:r>
-      <w:proofErr w:type="spellStart"/>
-      <w:r>
-        <w:rPr>
-          <w:rFonts w:asciiTheme="minorEastAsia" w:hAnsiTheme="minorEastAsia"/>
-        </w:rPr>
-        <w:t>marital_status</w:t>
-      </w:r>
-      <w:proofErr w:type="spellEnd"/>
-      <w:r>
-        <w:rPr>
-          <w:rFonts w:asciiTheme="minorEastAsia" w:hAnsiTheme="minorEastAsia"/>
-        </w:rPr>
-        <w:t>}}，職業為{{occupation}} 。</w:t>
-      </w:r>
-      <w:proofErr w:type="gramStart"/>
-      <w:r>
-        <w:rPr>
-          <w:rFonts w:asciiTheme="minorEastAsia" w:hAnsiTheme="minorEastAsia"/>
-        </w:rPr>
-        <w:t>本人茲</w:t>
-      </w:r>
-      <w:proofErr w:type="gramEnd"/>
-      <w:r>
-        <w:rPr>
-          <w:rFonts w:asciiTheme="minorEastAsia" w:hAnsiTheme="minorEastAsia"/>
-        </w:rPr>
-        <w:t>鄭重聲明，本人在此取消所有以前訂立之遺囑及遺產處置辦法，並立此最後遺囑。</w:t>
+        <w:t>本人{{testator_name}}（{{testator_en_name}}），香港身份證號碼 {{testator_id}}，現居於{{testator_address}}，婚姻狀況為{{marital_status}}，職業為{{occupation}} 。本人茲鄭重聲明，本人在此取消所有以前訂立之遺囑及遺產處置辦法，並立此最後遺囑。</w:t>
       </w:r>
     </w:p>
     <w:p>
@@ -200,63 +106,7 @@
         <w:rPr>
           <w:rFonts w:asciiTheme="minorEastAsia" w:hAnsiTheme="minorEastAsia"/>
         </w:rPr>
-        <w:t>本人指定及委託{{</w:t>
-      </w:r>
-      <w:proofErr w:type="spellStart"/>
-      <w:r>
-        <w:rPr>
-          <w:rFonts w:asciiTheme="minorEastAsia" w:hAnsiTheme="minorEastAsia"/>
-        </w:rPr>
-        <w:t>exec_rel</w:t>
-      </w:r>
-      <w:proofErr w:type="spellEnd"/>
-      <w:r>
-        <w:rPr>
-          <w:rFonts w:asciiTheme="minorEastAsia" w:hAnsiTheme="minorEastAsia"/>
-        </w:rPr>
-        <w:t>}}{{</w:t>
-      </w:r>
-      <w:proofErr w:type="spellStart"/>
-      <w:r>
-        <w:rPr>
-          <w:rFonts w:asciiTheme="minorEastAsia" w:hAnsiTheme="minorEastAsia"/>
-        </w:rPr>
-        <w:t>exec_name</w:t>
-      </w:r>
-      <w:proofErr w:type="spellEnd"/>
-      <w:r>
-        <w:rPr>
-          <w:rFonts w:asciiTheme="minorEastAsia" w:hAnsiTheme="minorEastAsia"/>
-        </w:rPr>
-        <w:t>}} ({{</w:t>
-      </w:r>
-      <w:proofErr w:type="spellStart"/>
-      <w:r>
-        <w:rPr>
-          <w:rFonts w:asciiTheme="minorEastAsia" w:hAnsiTheme="minorEastAsia"/>
-        </w:rPr>
-        <w:t>exec_en_name</w:t>
-      </w:r>
-      <w:proofErr w:type="spellEnd"/>
-      <w:r>
-        <w:rPr>
-          <w:rFonts w:asciiTheme="minorEastAsia" w:hAnsiTheme="minorEastAsia"/>
-        </w:rPr>
-        <w:t>}})，香港身份證號碼 {{</w:t>
-      </w:r>
-      <w:proofErr w:type="spellStart"/>
-      <w:r>
-        <w:rPr>
-          <w:rFonts w:asciiTheme="minorEastAsia" w:hAnsiTheme="minorEastAsia"/>
-        </w:rPr>
-        <w:t>exec_id</w:t>
-      </w:r>
-      <w:proofErr w:type="spellEnd"/>
-      <w:r>
-        <w:rPr>
-          <w:rFonts w:asciiTheme="minorEastAsia" w:hAnsiTheme="minorEastAsia"/>
-        </w:rPr>
-        <w:t>}} 作為本遺囑之遺囑執行人 。</w:t>
+        <w:t>本人指定及委託{{exec_rel}}{{exec_name}} ({{exec_en_name}})，香港身份證號碼 {{exec_id}} 作為本遺囑之遺囑執行人 。</w:t>
       </w:r>
     </w:p>
     <w:p>
@@ -287,35 +137,7 @@
         <w:rPr>
           <w:rFonts w:asciiTheme="minorEastAsia" w:hAnsiTheme="minorEastAsia"/>
         </w:rPr>
-        <w:t>本人特此將本人名下在各處所有動產及不動產，在清</w:t>
-      </w:r>
-      <w:proofErr w:type="gramStart"/>
-      <w:r>
-        <w:rPr>
-          <w:rFonts w:asciiTheme="minorEastAsia" w:hAnsiTheme="minorEastAsia"/>
-        </w:rPr>
-        <w:t>付本</w:t>
-      </w:r>
-      <w:proofErr w:type="gramEnd"/>
-      <w:r>
-        <w:rPr>
-          <w:rFonts w:asciiTheme="minorEastAsia" w:hAnsiTheme="minorEastAsia"/>
-        </w:rPr>
-        <w:t>人</w:t>
-      </w:r>
-      <w:proofErr w:type="gramStart"/>
-      <w:r>
-        <w:rPr>
-          <w:rFonts w:asciiTheme="minorEastAsia" w:hAnsiTheme="minorEastAsia"/>
-        </w:rPr>
-        <w:t>之債項</w:t>
-      </w:r>
-      <w:proofErr w:type="gramEnd"/>
-      <w:r>
-        <w:rPr>
-          <w:rFonts w:asciiTheme="minorEastAsia" w:hAnsiTheme="minorEastAsia"/>
-        </w:rPr>
-        <w:t>、喪葬費、遺產承辦費、遺產稅(如有)及其它費用後，作以下之安排：</w:t>
+        <w:t>本人特此將本人名下在各處所有動產及不動產，在清付本人之債項、喪葬費、遺產承辦費、遺產稅(如有)及其它費用後，作以下之安排：</w:t>
       </w:r>
     </w:p>
     <w:p>
@@ -348,147 +170,7 @@
         <w:rPr>
           <w:rFonts w:asciiTheme="minorEastAsia" w:hAnsiTheme="minorEastAsia"/>
         </w:rPr>
-        <w:t xml:space="preserve">{% if </w:t>
-      </w:r>
-      <w:proofErr w:type="spellStart"/>
-      <w:r>
-        <w:rPr>
-          <w:rFonts w:asciiTheme="minorEastAsia" w:hAnsiTheme="minorEastAsia"/>
-        </w:rPr>
-        <w:t>prop_beneficiaries|length</w:t>
-      </w:r>
-      <w:proofErr w:type="spellEnd"/>
-      <w:r>
-        <w:rPr>
-          <w:rFonts w:asciiTheme="minorEastAsia" w:hAnsiTheme="minorEastAsia"/>
-        </w:rPr>
-        <w:t xml:space="preserve"> == 1 %}本人將位於 {{ </w:t>
-      </w:r>
-      <w:proofErr w:type="spellStart"/>
-      <w:r>
-        <w:rPr>
-          <w:rFonts w:asciiTheme="minorEastAsia" w:hAnsiTheme="minorEastAsia"/>
-        </w:rPr>
-        <w:t>property_address</w:t>
-      </w:r>
-      <w:proofErr w:type="spellEnd"/>
-      <w:r>
-        <w:rPr>
-          <w:rFonts w:asciiTheme="minorEastAsia" w:hAnsiTheme="minorEastAsia"/>
-        </w:rPr>
-        <w:t xml:space="preserve"> }} 之物業遺贈予 {{ </w:t>
-      </w:r>
-      <w:proofErr w:type="spellStart"/>
-      <w:r>
-        <w:rPr>
-          <w:rFonts w:asciiTheme="minorEastAsia" w:hAnsiTheme="minorEastAsia"/>
-        </w:rPr>
-        <w:t>prop_beneficiaries</w:t>
-      </w:r>
-      <w:proofErr w:type="spellEnd"/>
-      <w:r>
-        <w:rPr>
-          <w:rFonts w:asciiTheme="minorEastAsia" w:hAnsiTheme="minorEastAsia"/>
-        </w:rPr>
-        <w:t>[0].</w:t>
-      </w:r>
-      <w:proofErr w:type="spellStart"/>
-      <w:r>
-        <w:rPr>
-          <w:rFonts w:asciiTheme="minorEastAsia" w:hAnsiTheme="minorEastAsia"/>
-        </w:rPr>
-        <w:t>rel</w:t>
-      </w:r>
-      <w:proofErr w:type="spellEnd"/>
-      <w:r>
-        <w:rPr>
-          <w:rFonts w:asciiTheme="minorEastAsia" w:hAnsiTheme="minorEastAsia"/>
-        </w:rPr>
-        <w:t xml:space="preserve"> }}{{ </w:t>
-      </w:r>
-      <w:proofErr w:type="spellStart"/>
-      <w:r>
-        <w:rPr>
-          <w:rFonts w:asciiTheme="minorEastAsia" w:hAnsiTheme="minorEastAsia"/>
-        </w:rPr>
-        <w:t>prop_beneficiaries</w:t>
-      </w:r>
-      <w:proofErr w:type="spellEnd"/>
-      <w:r>
-        <w:rPr>
-          <w:rFonts w:asciiTheme="minorEastAsia" w:hAnsiTheme="minorEastAsia"/>
-        </w:rPr>
-        <w:t xml:space="preserve">[0].name }} ({{ </w:t>
-      </w:r>
-      <w:proofErr w:type="spellStart"/>
-      <w:r>
-        <w:rPr>
-          <w:rFonts w:asciiTheme="minorEastAsia" w:hAnsiTheme="minorEastAsia"/>
-        </w:rPr>
-        <w:t>prop_beneficiaries</w:t>
-      </w:r>
-      <w:proofErr w:type="spellEnd"/>
-      <w:r>
-        <w:rPr>
-          <w:rFonts w:asciiTheme="minorEastAsia" w:hAnsiTheme="minorEastAsia"/>
-        </w:rPr>
-        <w:t>[0].</w:t>
-      </w:r>
-      <w:proofErr w:type="spellStart"/>
-      <w:r>
-        <w:rPr>
-          <w:rFonts w:asciiTheme="minorEastAsia" w:hAnsiTheme="minorEastAsia"/>
-        </w:rPr>
-        <w:t>en_name</w:t>
-      </w:r>
-      <w:proofErr w:type="spellEnd"/>
-      <w:r>
-        <w:rPr>
-          <w:rFonts w:asciiTheme="minorEastAsia" w:hAnsiTheme="minorEastAsia"/>
-        </w:rPr>
-        <w:t xml:space="preserve"> }})，香港身份證號碼 {{ </w:t>
-      </w:r>
-      <w:proofErr w:type="spellStart"/>
-      <w:r>
-        <w:rPr>
-          <w:rFonts w:asciiTheme="minorEastAsia" w:hAnsiTheme="minorEastAsia"/>
-        </w:rPr>
-        <w:t>prop_beneficiaries</w:t>
-      </w:r>
-      <w:proofErr w:type="spellEnd"/>
-      <w:r>
-        <w:rPr>
-          <w:rFonts w:asciiTheme="minorEastAsia" w:hAnsiTheme="minorEastAsia"/>
-        </w:rPr>
-        <w:t xml:space="preserve">[0].id }} 承受及享用； {% else %} 本人將位於 {{ </w:t>
-      </w:r>
-      <w:proofErr w:type="spellStart"/>
-      <w:r>
-        <w:rPr>
-          <w:rFonts w:asciiTheme="minorEastAsia" w:hAnsiTheme="minorEastAsia"/>
-        </w:rPr>
-        <w:t>property_address</w:t>
-      </w:r>
-      <w:proofErr w:type="spellEnd"/>
-      <w:r>
-        <w:rPr>
-          <w:rFonts w:asciiTheme="minorEastAsia" w:hAnsiTheme="minorEastAsia"/>
-        </w:rPr>
-        <w:t xml:space="preserve"> }} 之物業，按下列比例分配： {% for pb in </w:t>
-      </w:r>
-      <w:proofErr w:type="spellStart"/>
-      <w:r>
-        <w:rPr>
-          <w:rFonts w:asciiTheme="minorEastAsia" w:hAnsiTheme="minorEastAsia"/>
-        </w:rPr>
-        <w:t>prop_beneficiaries</w:t>
-      </w:r>
-      <w:proofErr w:type="spellEnd"/>
-      <w:r>
-        <w:rPr>
-          <w:rFonts w:asciiTheme="minorEastAsia" w:hAnsiTheme="minorEastAsia"/>
-        </w:rPr>
-        <w:t xml:space="preserve"> %} </w:t>
+        <w:t xml:space="preserve">{% if prop_beneficiaries|length == 1 %}本人將位於 {{ property_address }} 之物業遺贈予 {{ prop_beneficiaries[0].rel }}{{ prop_beneficiaries[0].name }} ({{ prop_beneficiaries[0].en_name }})，香港身份證號碼 {{ prop_beneficiaries[0].id }} 承受及享用； {% else %} 本人將位於 {{ property_address }} 之物業，按下列比例分配： {% for pb in prop_beneficiaries %} </w:t>
       </w:r>
     </w:p>
     <w:p>
@@ -508,234 +190,14 @@
         <w:rPr>
           <w:rFonts w:asciiTheme="minorEastAsia" w:hAnsiTheme="minorEastAsia"/>
         </w:rPr>
-        <w:t>(</w:t>
-      </w:r>
-      <w:proofErr w:type="gramStart"/>
-      <w:r>
-        <w:rPr>
-          <w:rFonts w:asciiTheme="minorEastAsia" w:hAnsiTheme="minorEastAsia"/>
-        </w:rPr>
-        <w:t xml:space="preserve">{{ </w:t>
-      </w:r>
-      <w:proofErr w:type="spellStart"/>
-      <w:r>
-        <w:rPr>
-          <w:rFonts w:asciiTheme="minorEastAsia" w:hAnsiTheme="minorEastAsia"/>
-        </w:rPr>
-        <w:t>loop</w:t>
-      </w:r>
-      <w:proofErr w:type="gramEnd"/>
-      <w:r>
-        <w:rPr>
-          <w:rFonts w:asciiTheme="minorEastAsia" w:hAnsiTheme="minorEastAsia"/>
-        </w:rPr>
-        <w:t>.</w:t>
-      </w:r>
-      <w:proofErr w:type="gramStart"/>
-      <w:r>
-        <w:rPr>
-          <w:rFonts w:asciiTheme="minorEastAsia" w:hAnsiTheme="minorEastAsia"/>
-        </w:rPr>
-        <w:t>index</w:t>
-      </w:r>
-      <w:proofErr w:type="spellEnd"/>
-      <w:r>
-        <w:rPr>
-          <w:rFonts w:asciiTheme="minorEastAsia" w:hAnsiTheme="minorEastAsia"/>
-        </w:rPr>
-        <w:t xml:space="preserve"> }</w:t>
-      </w:r>
-      <w:proofErr w:type="gramEnd"/>
-      <w:r>
-        <w:rPr>
-          <w:rFonts w:asciiTheme="minorEastAsia" w:hAnsiTheme="minorEastAsia"/>
-        </w:rPr>
-        <w:t xml:space="preserve">}) </w:t>
-      </w:r>
-      <w:proofErr w:type="gramStart"/>
-      <w:r>
-        <w:rPr>
-          <w:rFonts w:asciiTheme="minorEastAsia" w:hAnsiTheme="minorEastAsia"/>
-        </w:rPr>
-        <w:t xml:space="preserve">{{ </w:t>
-      </w:r>
-      <w:proofErr w:type="spellStart"/>
-      <w:r>
-        <w:rPr>
-          <w:rFonts w:asciiTheme="minorEastAsia" w:hAnsiTheme="minorEastAsia"/>
-        </w:rPr>
-        <w:t>pb</w:t>
-      </w:r>
-      <w:proofErr w:type="gramEnd"/>
-      <w:r>
-        <w:rPr>
-          <w:rFonts w:asciiTheme="minorEastAsia" w:hAnsiTheme="minorEastAsia"/>
-        </w:rPr>
-        <w:t>.</w:t>
-      </w:r>
-      <w:proofErr w:type="gramStart"/>
-      <w:r>
-        <w:rPr>
-          <w:rFonts w:asciiTheme="minorEastAsia" w:hAnsiTheme="minorEastAsia"/>
-        </w:rPr>
-        <w:t>share</w:t>
-      </w:r>
-      <w:proofErr w:type="spellEnd"/>
-      <w:r>
-        <w:rPr>
-          <w:rFonts w:asciiTheme="minorEastAsia" w:hAnsiTheme="minorEastAsia"/>
-        </w:rPr>
-        <w:t xml:space="preserve"> }</w:t>
-      </w:r>
-      <w:proofErr w:type="gramEnd"/>
-      <w:r>
-        <w:rPr>
-          <w:rFonts w:asciiTheme="minorEastAsia" w:hAnsiTheme="minorEastAsia"/>
-        </w:rPr>
-        <w:t xml:space="preserve">} 遺贈予 </w:t>
-      </w:r>
-      <w:proofErr w:type="gramStart"/>
-      <w:r>
-        <w:rPr>
-          <w:rFonts w:asciiTheme="minorEastAsia" w:hAnsiTheme="minorEastAsia"/>
-        </w:rPr>
-        <w:t xml:space="preserve">{{ </w:t>
-      </w:r>
-      <w:proofErr w:type="spellStart"/>
-      <w:r>
-        <w:rPr>
-          <w:rFonts w:asciiTheme="minorEastAsia" w:hAnsiTheme="minorEastAsia"/>
-        </w:rPr>
-        <w:t>pb.rel</w:t>
-      </w:r>
-      <w:proofErr w:type="spellEnd"/>
-      <w:proofErr w:type="gramEnd"/>
-      <w:r>
-        <w:rPr>
-          <w:rFonts w:asciiTheme="minorEastAsia" w:hAnsiTheme="minorEastAsia"/>
-        </w:rPr>
-        <w:t xml:space="preserve"> </w:t>
-      </w:r>
-      <w:proofErr w:type="gramStart"/>
-      <w:r>
-        <w:rPr>
-          <w:rFonts w:asciiTheme="minorEastAsia" w:hAnsiTheme="minorEastAsia"/>
-        </w:rPr>
-        <w:t>}}{{ pb.name</w:t>
-      </w:r>
-      <w:proofErr w:type="gramEnd"/>
-      <w:r>
-        <w:rPr>
-          <w:rFonts w:asciiTheme="minorEastAsia" w:hAnsiTheme="minorEastAsia"/>
-        </w:rPr>
-        <w:t xml:space="preserve"> }} (</w:t>
-      </w:r>
-      <w:proofErr w:type="gramStart"/>
-      <w:r>
-        <w:rPr>
-          <w:rFonts w:asciiTheme="minorEastAsia" w:hAnsiTheme="minorEastAsia"/>
-        </w:rPr>
-        <w:t xml:space="preserve">{{ </w:t>
-      </w:r>
-      <w:proofErr w:type="spellStart"/>
-      <w:r>
-        <w:rPr>
-          <w:rFonts w:asciiTheme="minorEastAsia" w:hAnsiTheme="minorEastAsia"/>
-        </w:rPr>
-        <w:t>pb</w:t>
-      </w:r>
-      <w:proofErr w:type="gramEnd"/>
-      <w:r>
-        <w:rPr>
-          <w:rFonts w:asciiTheme="minorEastAsia" w:hAnsiTheme="minorEastAsia"/>
-        </w:rPr>
-        <w:t>.en_</w:t>
-      </w:r>
-      <w:proofErr w:type="gramStart"/>
-      <w:r>
-        <w:rPr>
-          <w:rFonts w:asciiTheme="minorEastAsia" w:hAnsiTheme="minorEastAsia"/>
-        </w:rPr>
-        <w:t>name</w:t>
-      </w:r>
-      <w:proofErr w:type="spellEnd"/>
-      <w:r>
-        <w:rPr>
-          <w:rFonts w:asciiTheme="minorEastAsia" w:hAnsiTheme="minorEastAsia"/>
-        </w:rPr>
-        <w:t xml:space="preserve"> }})，</w:t>
-      </w:r>
-      <w:proofErr w:type="gramEnd"/>
-      <w:r>
-        <w:rPr>
-          <w:rFonts w:asciiTheme="minorEastAsia" w:hAnsiTheme="minorEastAsia"/>
-        </w:rPr>
-        <w:t xml:space="preserve">香港身份證號碼 </w:t>
-      </w:r>
-      <w:proofErr w:type="gramStart"/>
-      <w:r>
-        <w:rPr>
-          <w:rFonts w:asciiTheme="minorEastAsia" w:hAnsiTheme="minorEastAsia"/>
-        </w:rPr>
-        <w:t>{{ pb.id</w:t>
-      </w:r>
-      <w:proofErr w:type="gramEnd"/>
-      <w:r>
-        <w:rPr>
-          <w:rFonts w:asciiTheme="minorEastAsia" w:hAnsiTheme="minorEastAsia"/>
-        </w:rPr>
-        <w:t xml:space="preserve"> }} 承受及享用</w:t>
-      </w:r>
-      <w:proofErr w:type="gramStart"/>
-      <w:r>
-        <w:rPr>
-          <w:rFonts w:asciiTheme="minorEastAsia" w:hAnsiTheme="minorEastAsia"/>
-        </w:rPr>
-        <w:t>；{</w:t>
-      </w:r>
-      <w:proofErr w:type="gramEnd"/>
-      <w:r>
-        <w:rPr>
-          <w:rFonts w:asciiTheme="minorEastAsia" w:hAnsiTheme="minorEastAsia"/>
-        </w:rPr>
-        <w:t xml:space="preserve">% </w:t>
-      </w:r>
-      <w:proofErr w:type="spellStart"/>
-      <w:proofErr w:type="gramStart"/>
-      <w:r>
-        <w:rPr>
-          <w:rFonts w:asciiTheme="minorEastAsia" w:hAnsiTheme="minorEastAsia"/>
-        </w:rPr>
-        <w:t>endfor</w:t>
-      </w:r>
-      <w:proofErr w:type="spellEnd"/>
-      <w:r>
-        <w:rPr>
-          <w:rFonts w:asciiTheme="minorEastAsia" w:hAnsiTheme="minorEastAsia"/>
-        </w:rPr>
-        <w:t xml:space="preserve"> %} </w:t>
-      </w:r>
-      <w:r>
-        <w:rPr>
-          <w:rFonts w:asciiTheme="minorEastAsia" w:hAnsiTheme="minorEastAsia"/>
-        </w:rPr>
-        <w:t>{</w:t>
-      </w:r>
-      <w:proofErr w:type="gramEnd"/>
-      <w:r>
-        <w:rPr>
-          <w:rFonts w:asciiTheme="minorEastAsia" w:hAnsiTheme="minorEastAsia"/>
-        </w:rPr>
-        <w:t xml:space="preserve">% </w:t>
-      </w:r>
-      <w:proofErr w:type="gramStart"/>
-      <w:r>
-        <w:rPr>
-          <w:rFonts w:asciiTheme="minorEastAsia" w:hAnsiTheme="minorEastAsia"/>
-        </w:rPr>
-        <w:t>endif %}</w:t>
-      </w:r>
-      <w:proofErr w:type="gramEnd"/>
+        <w:t xml:space="preserve">({{ loop.index }}) {{ pb.share }} 遺贈予 {{ pb.rel }}{{ pb.name }} ({{ pb.en_name }})，香港身份證號碼 {{ pb.id }} 承受及享用；{% endfor %} </w:t>
+      </w:r>
+      <w:r>
+        <w:rPr>
+          <w:rFonts w:asciiTheme="minorEastAsia" w:hAnsiTheme="minorEastAsia"/>
+        </w:rPr>
+        <w:t>{% endif %}</w:t>
+      </w:r>
     </w:p>
     <w:p>
       <w:pPr>
@@ -778,16 +240,8 @@
         <w:rPr>
           <w:rFonts w:asciiTheme="minorEastAsia" w:hAnsiTheme="minorEastAsia"/>
         </w:rPr>
-        <w:t xml:space="preserve">{% for b in </w:t>
-      </w:r>
-      <w:proofErr w:type="gramStart"/>
-      <w:r>
-        <w:rPr>
-          <w:rFonts w:asciiTheme="minorEastAsia" w:hAnsiTheme="minorEastAsia"/>
-        </w:rPr>
-        <w:t>beneficiaries %}</w:t>
-      </w:r>
-      <w:proofErr w:type="gramEnd"/>
+        <w:t>{% for b in beneficiaries %}</w:t>
+      </w:r>
     </w:p>
     <w:p>
       <w:pPr>
@@ -806,283 +260,7 @@
         <w:rPr>
           <w:rFonts w:asciiTheme="minorEastAsia" w:hAnsiTheme="minorEastAsia"/>
         </w:rPr>
-        <w:t>(</w:t>
-      </w:r>
-      <w:proofErr w:type="gramStart"/>
-      <w:r>
-        <w:rPr>
-          <w:rFonts w:asciiTheme="minorEastAsia" w:hAnsiTheme="minorEastAsia"/>
-        </w:rPr>
-        <w:t xml:space="preserve">{{ </w:t>
-      </w:r>
-      <w:proofErr w:type="spellStart"/>
-      <w:r>
-        <w:rPr>
-          <w:rFonts w:asciiTheme="minorEastAsia" w:hAnsiTheme="minorEastAsia"/>
-        </w:rPr>
-        <w:t>loop</w:t>
-      </w:r>
-      <w:proofErr w:type="gramEnd"/>
-      <w:r>
-        <w:rPr>
-          <w:rFonts w:asciiTheme="minorEastAsia" w:hAnsiTheme="minorEastAsia"/>
-        </w:rPr>
-        <w:t>.</w:t>
-      </w:r>
-      <w:proofErr w:type="gramStart"/>
-      <w:r>
-        <w:rPr>
-          <w:rFonts w:asciiTheme="minorEastAsia" w:hAnsiTheme="minorEastAsia"/>
-        </w:rPr>
-        <w:t>index</w:t>
-      </w:r>
-      <w:proofErr w:type="spellEnd"/>
-      <w:r>
-        <w:rPr>
-          <w:rFonts w:asciiTheme="minorEastAsia" w:hAnsiTheme="minorEastAsia"/>
-        </w:rPr>
-        <w:t xml:space="preserve"> }</w:t>
-      </w:r>
-      <w:proofErr w:type="gramEnd"/>
-      <w:r>
-        <w:rPr>
-          <w:rFonts w:asciiTheme="minorEastAsia" w:hAnsiTheme="minorEastAsia"/>
-        </w:rPr>
-        <w:t xml:space="preserve">}) </w:t>
-      </w:r>
-      <w:proofErr w:type="gramStart"/>
-      <w:r>
-        <w:rPr>
-          <w:rFonts w:asciiTheme="minorEastAsia" w:hAnsiTheme="minorEastAsia"/>
-        </w:rPr>
-        <w:t xml:space="preserve">{{ </w:t>
-      </w:r>
-      <w:proofErr w:type="spellStart"/>
-      <w:r>
-        <w:rPr>
-          <w:rFonts w:asciiTheme="minorEastAsia" w:hAnsiTheme="minorEastAsia"/>
-        </w:rPr>
-        <w:t>b</w:t>
-      </w:r>
-      <w:proofErr w:type="gramEnd"/>
-      <w:r>
-        <w:rPr>
-          <w:rFonts w:asciiTheme="minorEastAsia" w:hAnsiTheme="minorEastAsia"/>
-        </w:rPr>
-        <w:t>.</w:t>
-      </w:r>
-      <w:proofErr w:type="gramStart"/>
-      <w:r>
-        <w:rPr>
-          <w:rFonts w:asciiTheme="minorEastAsia" w:hAnsiTheme="minorEastAsia"/>
-        </w:rPr>
-        <w:t>share</w:t>
-      </w:r>
-      <w:proofErr w:type="spellEnd"/>
-      <w:r>
-        <w:rPr>
-          <w:rFonts w:asciiTheme="minorEastAsia" w:hAnsiTheme="minorEastAsia"/>
-        </w:rPr>
-        <w:t xml:space="preserve"> }</w:t>
-      </w:r>
-      <w:proofErr w:type="gramEnd"/>
-      <w:r>
-        <w:rPr>
-          <w:rFonts w:asciiTheme="minorEastAsia" w:hAnsiTheme="minorEastAsia"/>
-        </w:rPr>
-        <w:t xml:space="preserve">} 遺贈予 </w:t>
-      </w:r>
-      <w:proofErr w:type="gramStart"/>
-      <w:r>
-        <w:rPr>
-          <w:rFonts w:asciiTheme="minorEastAsia" w:hAnsiTheme="minorEastAsia"/>
-        </w:rPr>
-        <w:t xml:space="preserve">{{ </w:t>
-      </w:r>
-      <w:proofErr w:type="spellStart"/>
-      <w:r>
-        <w:rPr>
-          <w:rFonts w:asciiTheme="minorEastAsia" w:hAnsiTheme="minorEastAsia"/>
-        </w:rPr>
-        <w:t>b.rel</w:t>
-      </w:r>
-      <w:proofErr w:type="spellEnd"/>
-      <w:proofErr w:type="gramEnd"/>
-      <w:r>
-        <w:rPr>
-          <w:rFonts w:asciiTheme="minorEastAsia" w:hAnsiTheme="minorEastAsia"/>
-        </w:rPr>
-        <w:t xml:space="preserve"> </w:t>
-      </w:r>
-      <w:proofErr w:type="gramStart"/>
-      <w:r>
-        <w:rPr>
-          <w:rFonts w:asciiTheme="minorEastAsia" w:hAnsiTheme="minorEastAsia"/>
-        </w:rPr>
-        <w:t>}}{{ b</w:t>
-      </w:r>
-      <w:proofErr w:type="gramEnd"/>
-      <w:r>
-        <w:rPr>
-          <w:rFonts w:asciiTheme="minorEastAsia" w:hAnsiTheme="minorEastAsia"/>
-        </w:rPr>
-        <w:t>.</w:t>
-      </w:r>
-      <w:proofErr w:type="gramStart"/>
-      <w:r>
-        <w:rPr>
-          <w:rFonts w:asciiTheme="minorEastAsia" w:hAnsiTheme="minorEastAsia"/>
-        </w:rPr>
-        <w:t>name }</w:t>
-      </w:r>
-      <w:proofErr w:type="gramEnd"/>
-      <w:r>
-        <w:rPr>
-          <w:rFonts w:asciiTheme="minorEastAsia" w:hAnsiTheme="minorEastAsia"/>
-        </w:rPr>
-        <w:t>} (</w:t>
-      </w:r>
-      <w:proofErr w:type="gramStart"/>
-      <w:r>
-        <w:rPr>
-          <w:rFonts w:asciiTheme="minorEastAsia" w:hAnsiTheme="minorEastAsia"/>
-        </w:rPr>
-        <w:t xml:space="preserve">{{ </w:t>
-      </w:r>
-      <w:proofErr w:type="spellStart"/>
-      <w:r>
-        <w:rPr>
-          <w:rFonts w:asciiTheme="minorEastAsia" w:hAnsiTheme="minorEastAsia"/>
-        </w:rPr>
-        <w:t>b</w:t>
-      </w:r>
-      <w:proofErr w:type="gramEnd"/>
-      <w:r>
-        <w:rPr>
-          <w:rFonts w:asciiTheme="minorEastAsia" w:hAnsiTheme="minorEastAsia"/>
-        </w:rPr>
-        <w:t>.en_</w:t>
-      </w:r>
-      <w:proofErr w:type="gramStart"/>
-      <w:r>
-        <w:rPr>
-          <w:rFonts w:asciiTheme="minorEastAsia" w:hAnsiTheme="minorEastAsia"/>
-        </w:rPr>
-        <w:t>name</w:t>
-      </w:r>
-      <w:proofErr w:type="spellEnd"/>
-      <w:r>
-        <w:rPr>
-          <w:rFonts w:asciiTheme="minorEastAsia" w:hAnsiTheme="minorEastAsia"/>
-        </w:rPr>
-        <w:t xml:space="preserve"> }})，</w:t>
-      </w:r>
-      <w:proofErr w:type="gramEnd"/>
-      <w:r>
-        <w:rPr>
-          <w:rFonts w:asciiTheme="minorEastAsia" w:hAnsiTheme="minorEastAsia"/>
-        </w:rPr>
-        <w:t xml:space="preserve">香港身份證號碼 </w:t>
-      </w:r>
-      <w:proofErr w:type="gramStart"/>
-      <w:r>
-        <w:rPr>
-          <w:rFonts w:asciiTheme="minorEastAsia" w:hAnsiTheme="minorEastAsia"/>
-        </w:rPr>
-        <w:t>{{ b</w:t>
-      </w:r>
-      <w:proofErr w:type="gramEnd"/>
-      <w:r>
-        <w:rPr>
-          <w:rFonts w:asciiTheme="minorEastAsia" w:hAnsiTheme="minorEastAsia"/>
-        </w:rPr>
-        <w:t>.</w:t>
-      </w:r>
-      <w:proofErr w:type="gramStart"/>
-      <w:r>
-        <w:rPr>
-          <w:rFonts w:asciiTheme="minorEastAsia" w:hAnsiTheme="minorEastAsia"/>
-        </w:rPr>
-        <w:t>id }</w:t>
-      </w:r>
-      <w:proofErr w:type="gramEnd"/>
-      <w:r>
-        <w:rPr>
-          <w:rFonts w:asciiTheme="minorEastAsia" w:hAnsiTheme="minorEastAsia"/>
-        </w:rPr>
-        <w:t xml:space="preserve">} </w:t>
-      </w:r>
-      <w:proofErr w:type="gramStart"/>
-      <w:r>
-        <w:rPr>
-          <w:rFonts w:asciiTheme="minorEastAsia" w:hAnsiTheme="minorEastAsia"/>
-        </w:rPr>
-        <w:t>承受及享用{</w:t>
-      </w:r>
-      <w:proofErr w:type="gramEnd"/>
-      <w:r>
-        <w:rPr>
-          <w:rFonts w:asciiTheme="minorEastAsia" w:hAnsiTheme="minorEastAsia"/>
-        </w:rPr>
-        <w:t xml:space="preserve">% if </w:t>
-      </w:r>
-      <w:proofErr w:type="spellStart"/>
-      <w:proofErr w:type="gramStart"/>
-      <w:r>
-        <w:rPr>
-          <w:rFonts w:asciiTheme="minorEastAsia" w:hAnsiTheme="minorEastAsia"/>
-        </w:rPr>
-        <w:t>loop.last</w:t>
-      </w:r>
-      <w:proofErr w:type="spellEnd"/>
-      <w:proofErr w:type="gramEnd"/>
-      <w:r>
-        <w:rPr>
-          <w:rFonts w:asciiTheme="minorEastAsia" w:hAnsiTheme="minorEastAsia"/>
-        </w:rPr>
-        <w:t xml:space="preserve"> </w:t>
-      </w:r>
-      <w:proofErr w:type="gramStart"/>
-      <w:r>
-        <w:rPr>
-          <w:rFonts w:asciiTheme="minorEastAsia" w:hAnsiTheme="minorEastAsia"/>
-        </w:rPr>
-        <w:t>%}。</w:t>
-      </w:r>
-      <w:proofErr w:type="gramEnd"/>
-      <w:r>
-        <w:rPr>
-          <w:rFonts w:asciiTheme="minorEastAsia" w:hAnsiTheme="minorEastAsia"/>
-        </w:rPr>
-        <w:t xml:space="preserve">{% else </w:t>
-      </w:r>
-      <w:proofErr w:type="gramStart"/>
-      <w:r>
-        <w:rPr>
-          <w:rFonts w:asciiTheme="minorEastAsia" w:hAnsiTheme="minorEastAsia"/>
-        </w:rPr>
-        <w:t>%}；</w:t>
-      </w:r>
-      <w:proofErr w:type="gramEnd"/>
-      <w:r>
-        <w:rPr>
-          <w:rFonts w:asciiTheme="minorEastAsia" w:hAnsiTheme="minorEastAsia"/>
-        </w:rPr>
-        <w:t xml:space="preserve">{% endif %} {% </w:t>
-      </w:r>
-      <w:proofErr w:type="spellStart"/>
-      <w:r>
-        <w:rPr>
-          <w:rFonts w:asciiTheme="minorEastAsia" w:hAnsiTheme="minorEastAsia"/>
-        </w:rPr>
-        <w:t>endfor</w:t>
-      </w:r>
-      <w:proofErr w:type="spellEnd"/>
-      <w:r>
-        <w:rPr>
-          <w:rFonts w:asciiTheme="minorEastAsia" w:hAnsiTheme="minorEastAsia"/>
-        </w:rPr>
-        <w:t xml:space="preserve"> %}</w:t>
+        <w:t>({{ loop.index }}) {{ b.share }} 遺贈予 {{ b.rel }}{{ b.name }} ({{ b.en_name }})，香港身份證號碼 {{ b.id }} 承受及享用{% if loop.last %}。{% else %}；{% endif %} {% endfor %}</w:t>
       </w:r>
     </w:p>
     <w:p>
@@ -1104,21 +282,7 @@
         <w:rPr>
           <w:rFonts w:asciiTheme="minorEastAsia" w:hAnsiTheme="minorEastAsia"/>
         </w:rPr>
-        <w:t>此</w:t>
-      </w:r>
-      <w:proofErr w:type="gramStart"/>
-      <w:r>
-        <w:rPr>
-          <w:rFonts w:asciiTheme="minorEastAsia" w:hAnsiTheme="minorEastAsia"/>
-        </w:rPr>
-        <w:t>囑</w:t>
-      </w:r>
-      <w:proofErr w:type="gramEnd"/>
-      <w:r>
-        <w:rPr>
-          <w:rFonts w:asciiTheme="minorEastAsia" w:hAnsiTheme="minorEastAsia"/>
-        </w:rPr>
-        <w:t>。</w:t>
+        <w:t>此囑。</w:t>
       </w:r>
     </w:p>
     <w:tbl>
@@ -1203,6 +367,14 @@
         </w:rPr>
         <w:t>______________________________</w:t>
       </w:r>
+      <w:r>
+        <w:rPr>
+          <w:rFonts w:asciiTheme="minorEastAsia" w:hAnsiTheme="minorEastAsia"/>
+          <w:b/>
+          <w:bCs/>
+        </w:rPr>
+        <w:t>_____</w:t>
+      </w:r>
     </w:p>
     <w:p>
       <w:pPr>
@@ -1215,21 +387,13 @@
         <w:rPr>
           <w:rFonts w:asciiTheme="minorEastAsia" w:hAnsiTheme="minorEastAsia"/>
         </w:rPr>
-        <w:t>立遺囑人： {{</w:t>
-      </w:r>
-      <w:proofErr w:type="spellStart"/>
-      <w:r>
-        <w:rPr>
-          <w:rFonts w:asciiTheme="minorEastAsia" w:hAnsiTheme="minorEastAsia"/>
-        </w:rPr>
-        <w:t>testator_name</w:t>
-      </w:r>
-      <w:proofErr w:type="spellEnd"/>
-      <w:r>
-        <w:rPr>
-          <w:rFonts w:asciiTheme="minorEastAsia" w:hAnsiTheme="minorEastAsia"/>
-        </w:rPr>
-        <w:t>}}</w:t>
+        <w:t>立遺囑人： {{testator_name}}</w:t>
+      </w:r>
+      <w:r>
+        <w:rPr>
+          <w:rFonts w:asciiTheme="minorEastAsia" w:hAnsiTheme="minorEastAsia"/>
+        </w:rPr>
+        <w:t>（{{testator_en_name}}）</w:t>
       </w:r>
     </w:p>
     <w:p>
@@ -1315,103 +479,19 @@
         <w:rPr>
           <w:rFonts w:asciiTheme="minorEastAsia" w:hAnsiTheme="minorEastAsia"/>
         </w:rPr>
-        <w:t>上開遺囑，經</w:t>
-      </w:r>
-      <w:proofErr w:type="gramStart"/>
-      <w:r>
-        <w:rPr>
-          <w:rFonts w:asciiTheme="minorEastAsia" w:hAnsiTheme="minorEastAsia"/>
-        </w:rPr>
-        <w:t>吾等在場見證</w:t>
-      </w:r>
-      <w:proofErr w:type="gramEnd"/>
-      <w:r>
-        <w:rPr>
-          <w:rFonts w:asciiTheme="minorEastAsia" w:hAnsiTheme="minorEastAsia"/>
-        </w:rPr>
-        <w:t>，由</w:t>
-      </w:r>
-      <w:r>
-        <w:rPr>
-          <w:rFonts w:asciiTheme="minorEastAsia" w:hAnsiTheme="minorEastAsia"/>
-        </w:rPr>
-        <w:t>{{</w:t>
-      </w:r>
-      <w:proofErr w:type="spellStart"/>
-      <w:r>
-        <w:rPr>
-          <w:rFonts w:asciiTheme="minorEastAsia" w:hAnsiTheme="minorEastAsia"/>
-        </w:rPr>
-        <w:t>testator_name</w:t>
-      </w:r>
-      <w:proofErr w:type="spellEnd"/>
-      <w:r>
-        <w:rPr>
-          <w:rFonts w:asciiTheme="minorEastAsia" w:hAnsiTheme="minorEastAsia"/>
-        </w:rPr>
-        <w:t>}}（{{</w:t>
-      </w:r>
-      <w:proofErr w:type="spellStart"/>
-      <w:r>
-        <w:rPr>
-          <w:rFonts w:asciiTheme="minorEastAsia" w:hAnsiTheme="minorEastAsia"/>
-        </w:rPr>
-        <w:t>testator_en_name</w:t>
-      </w:r>
-      <w:proofErr w:type="spellEnd"/>
-      <w:r>
-        <w:rPr>
-          <w:rFonts w:asciiTheme="minorEastAsia" w:hAnsiTheme="minorEastAsia"/>
-        </w:rPr>
-        <w:t>}}）</w:t>
-      </w:r>
-      <w:r>
-        <w:rPr>
-          <w:rFonts w:asciiTheme="minorEastAsia" w:hAnsiTheme="minorEastAsia"/>
-        </w:rPr>
-        <w:t>親自簽署，作為其最後</w:t>
-      </w:r>
-      <w:proofErr w:type="gramStart"/>
-      <w:r>
-        <w:rPr>
-          <w:rFonts w:asciiTheme="minorEastAsia" w:hAnsiTheme="minorEastAsia"/>
-        </w:rPr>
-        <w:t>囑</w:t>
-      </w:r>
-      <w:proofErr w:type="gramEnd"/>
-      <w:r>
-        <w:rPr>
-          <w:rFonts w:asciiTheme="minorEastAsia" w:hAnsiTheme="minorEastAsia"/>
-        </w:rPr>
-        <w:t>書；同時吾等應其所請，為之見證，於簽署名字作見證人時，</w:t>
-      </w:r>
-      <w:proofErr w:type="gramStart"/>
-      <w:r>
-        <w:rPr>
-          <w:rFonts w:asciiTheme="minorEastAsia" w:hAnsiTheme="minorEastAsia"/>
-        </w:rPr>
-        <w:t>該立遺囑</w:t>
-      </w:r>
-      <w:proofErr w:type="gramEnd"/>
-      <w:r>
-        <w:rPr>
-          <w:rFonts w:asciiTheme="minorEastAsia" w:hAnsiTheme="minorEastAsia"/>
-        </w:rPr>
-        <w:t>人與吾等二人均</w:t>
-      </w:r>
-      <w:proofErr w:type="gramStart"/>
-      <w:r>
-        <w:rPr>
-          <w:rFonts w:asciiTheme="minorEastAsia" w:hAnsiTheme="minorEastAsia"/>
-        </w:rPr>
-        <w:t>同時在場</w:t>
-      </w:r>
-      <w:proofErr w:type="gramEnd"/>
-      <w:r>
-        <w:rPr>
-          <w:rFonts w:asciiTheme="minorEastAsia" w:hAnsiTheme="minorEastAsia"/>
-        </w:rPr>
-        <w:t>，此證 。</w:t>
+        <w:t>上開遺囑，經吾等在場見證，由</w:t>
+      </w:r>
+      <w:r>
+        <w:rPr>
+          <w:rFonts w:asciiTheme="minorEastAsia" w:hAnsiTheme="minorEastAsia"/>
+        </w:rPr>
+        <w:t>{{testator_name}}（{{testator_en_name}}）</w:t>
+      </w:r>
+      <w:r>
+        <w:rPr>
+          <w:rFonts w:asciiTheme="minorEastAsia" w:hAnsiTheme="minorEastAsia"/>
+        </w:rPr>
+        <w:t>親自簽署，作為其最後囑書；同時吾等應其所請，為之見證，於簽署名字作見證人時，該立遺囑人與吾等二人均同時在場，此證 。</w:t>
       </w:r>
     </w:p>
     <w:p>
@@ -1573,9 +653,15 @@
             </w:pPr>
             <w:r>
               <w:rPr>
+                <w:rFonts w:asciiTheme="minorEastAsia" w:hAnsiTheme="minorEastAsia"/>
+              </w:rPr>
+              <w:t>(</w:t>
+            </w:r>
+            <w:r>
+              <w:rPr>
                 <w:rFonts w:asciiTheme="minorEastAsia" w:hAnsiTheme="minorEastAsia" w:hint="eastAsia"/>
               </w:rPr>
-              <w:t xml:space="preserve">（         </w:t>
+              <w:t xml:space="preserve">           </w:t>
             </w:r>
             <w:r>
               <w:rPr>
@@ -1585,9 +671,10 @@
             </w:r>
             <w:r>
               <w:rPr>
-                <w:rFonts w:asciiTheme="minorEastAsia" w:hAnsiTheme="minorEastAsia" w:hint="eastAsia"/>
+                <w:rFonts w:asciiTheme="minorEastAsia" w:hAnsiTheme="minorEastAsia"/>
               </w:rPr>
-              <w:t xml:space="preserve">  ）</w:t>
+              <w:tab/>
+              <w:t>)</w:t>
             </w:r>
           </w:p>
         </w:tc>
@@ -1838,7 +925,6 @@
         </w:rPr>
         <w:t xml:space="preserve"> </w:t>
       </w:r>
-      <w:proofErr w:type="gramStart"/>
       <w:r>
         <w:rPr>
           <w:rFonts w:asciiTheme="minorEastAsia" w:hAnsiTheme="minorEastAsia" w:hint="eastAsia"/>
@@ -1847,7 +933,6 @@
         </w:rPr>
         <w:t>囑</w:t>
       </w:r>
-      <w:proofErr w:type="gramEnd"/>
     </w:p>
     <w:p>
       <w:pPr>

--- a/Will_P_M.docx
+++ b/Will_P_M.docx
@@ -234,7 +234,13 @@
         <w:rPr>
           <w:rFonts w:asciiTheme="minorEastAsia" w:hAnsiTheme="minorEastAsia"/>
         </w:rPr>
-        <w:t>除上述物業外，本人之全部遺產將按下列比例分配予各受益人：</w:t>
+        <w:t>最後將剩餘之財產將</w:t>
+      </w:r>
+      <w:r>
+        <w:rPr>
+          <w:rFonts w:asciiTheme="minorEastAsia" w:hAnsiTheme="minorEastAsia"/>
+        </w:rPr>
+        <w:t>將按下列比例分配予各受益人：</w:t>
       </w:r>
       <w:r>
         <w:rPr>

--- a/Will_P_M.docx
+++ b/Will_P_M.docx
@@ -240,7 +240,7 @@
         <w:rPr>
           <w:rFonts w:asciiTheme="minorEastAsia" w:hAnsiTheme="minorEastAsia"/>
         </w:rPr>
-        <w:t>將按下列比例分配予各受益人：</w:t>
+        <w:t>按下列比例分配予各受益人：</w:t>
       </w:r>
       <w:r>
         <w:rPr>
